--- a/6 sem/ТППО/лаб1.docx
+++ b/6 sem/ТППО/лаб1.docx
@@ -604,7 +604,6 @@
           <w:rFonts w:ascii="Segoe UI" w:hAnsi="Segoe UI" w:cs="Segoe UI"/>
           <w:sz w:val="18"/>
           <w:szCs w:val="18"/>
-          <w:lang w:val="en-US"/>
         </w:rPr>
       </w:pPr>
       <w:r>
@@ -1052,6 +1051,66 @@
     <w:p/>
     <w:p>
       <w:pPr>
+        <w:pStyle w:val="a7"/>
+        <w:spacing w:before="0" w:beforeAutospacing="0" w:after="160" w:afterAutospacing="0"/>
+        <w:rPr>
+          <w:color w:val="000000"/>
+          <w:sz w:val="28"/>
+          <w:szCs w:val="28"/>
+        </w:rPr>
+      </w:pPr>
+      <w:r>
+        <w:rPr>
+          <w:color w:val="000000"/>
+          <w:sz w:val="28"/>
+          <w:szCs w:val="28"/>
+        </w:rPr>
+        <w:lastRenderedPageBreak/>
+        <w:t>Кофейня: товары</w:t>
+      </w:r>
+      <w:r>
+        <w:rPr>
+          <w:color w:val="000000"/>
+          <w:sz w:val="28"/>
+          <w:szCs w:val="28"/>
+        </w:rPr>
+        <w:t>, сотрудники</w:t>
+      </w:r>
+      <w:r>
+        <w:rPr>
+          <w:color w:val="000000"/>
+          <w:sz w:val="28"/>
+          <w:szCs w:val="28"/>
+        </w:rPr>
+        <w:t xml:space="preserve">, </w:t>
+      </w:r>
+      <w:r>
+        <w:rPr>
+          <w:color w:val="000000"/>
+          <w:sz w:val="28"/>
+          <w:szCs w:val="28"/>
+        </w:rPr>
+        <w:t>покупатели</w:t>
+      </w:r>
+      <w:r>
+        <w:rPr>
+          <w:color w:val="000000"/>
+          <w:sz w:val="28"/>
+          <w:szCs w:val="28"/>
+        </w:rPr>
+        <w:t xml:space="preserve">, журнал </w:t>
+      </w:r>
+      <w:r>
+        <w:rPr>
+          <w:color w:val="000000"/>
+          <w:sz w:val="28"/>
+          <w:szCs w:val="28"/>
+        </w:rPr>
+        <w:t>регистрации продаж.</w:t>
+      </w:r>
+    </w:p>
+    <w:p>
+      <w:pPr>
         <w:rPr>
           <w:rFonts w:ascii="Times New Roman" w:hAnsi="Times New Roman" w:cs="Times New Roman"/>
           <w:iCs/>
@@ -1066,201 +1125,477 @@
           <w:sz w:val="28"/>
           <w:szCs w:val="28"/>
         </w:rPr>
+        <w:t>Подраздел 1</w:t>
+      </w:r>
+    </w:p>
+    <w:p>
+      <w:pPr>
+        <w:rPr>
+          <w:rFonts w:ascii="Times New Roman" w:hAnsi="Times New Roman" w:cs="Times New Roman"/>
+          <w:iCs/>
+          <w:sz w:val="28"/>
+          <w:szCs w:val="28"/>
+        </w:rPr>
+      </w:pPr>
+      <w:r>
+        <w:rPr>
+          <w:rFonts w:ascii="Times New Roman" w:hAnsi="Times New Roman" w:cs="Times New Roman"/>
+          <w:iCs/>
+          <w:sz w:val="28"/>
+          <w:szCs w:val="28"/>
+        </w:rPr>
+        <w:t>1.Характеристика объекта информатизации</w:t>
+      </w:r>
+    </w:p>
+    <w:p>
+      <w:pPr>
+        <w:pStyle w:val="a7"/>
+        <w:spacing w:before="0" w:beforeAutospacing="0" w:after="160" w:afterAutospacing="0"/>
+        <w:rPr>
+          <w:sz w:val="28"/>
+          <w:szCs w:val="28"/>
+        </w:rPr>
+      </w:pPr>
+      <w:r>
+        <w:rPr>
+          <w:sz w:val="28"/>
+          <w:szCs w:val="28"/>
+        </w:rPr>
+        <w:t xml:space="preserve">Объектом информатизации является </w:t>
+      </w:r>
+      <w:r>
+        <w:rPr>
+          <w:sz w:val="28"/>
+          <w:szCs w:val="28"/>
+        </w:rPr>
+        <w:t xml:space="preserve">кофейня </w:t>
+      </w:r>
+      <w:r>
+        <w:rPr>
+          <w:sz w:val="28"/>
+          <w:szCs w:val="28"/>
+        </w:rPr>
+        <w:t>“</w:t>
+      </w:r>
+      <w:r>
+        <w:rPr>
+          <w:sz w:val="28"/>
+          <w:szCs w:val="28"/>
+        </w:rPr>
+        <w:t>Кофейня 62</w:t>
+      </w:r>
+      <w:r>
+        <w:rPr>
+          <w:sz w:val="28"/>
+          <w:szCs w:val="28"/>
+        </w:rPr>
+        <w:t>”.</w:t>
+      </w:r>
+      <w:r>
+        <w:rPr>
+          <w:sz w:val="28"/>
+          <w:szCs w:val="28"/>
+        </w:rPr>
+        <w:t xml:space="preserve"> </w:t>
+      </w:r>
+      <w:r>
+        <w:rPr>
+          <w:sz w:val="28"/>
+          <w:szCs w:val="28"/>
+        </w:rPr>
+        <w:t>Заведение было основано в 2022 году и находится в городе Краснодар</w:t>
+      </w:r>
+      <w:r>
+        <w:rPr>
+          <w:sz w:val="28"/>
+          <w:szCs w:val="28"/>
+        </w:rPr>
+        <w:t>.</w:t>
+      </w:r>
+      <w:r>
+        <w:rPr>
+          <w:sz w:val="28"/>
+          <w:szCs w:val="28"/>
+        </w:rPr>
+        <w:t xml:space="preserve"> </w:t>
+      </w:r>
+      <w:r>
+        <w:rPr>
+          <w:sz w:val="28"/>
+          <w:szCs w:val="28"/>
+        </w:rPr>
+        <w:t xml:space="preserve">Ежемесячное число </w:t>
+      </w:r>
+      <w:r>
+        <w:rPr>
+          <w:sz w:val="28"/>
+          <w:szCs w:val="28"/>
+        </w:rPr>
+        <w:t>заказов составляет порядка 2000, а годовая выручка — около 10</w:t>
+      </w:r>
+      <w:r>
+        <w:rPr>
+          <w:sz w:val="28"/>
+          <w:szCs w:val="28"/>
+        </w:rPr>
+        <w:t xml:space="preserve"> млн. рублей. Основные направления деятельности:</w:t>
+      </w:r>
+    </w:p>
+    <w:p>
+      <w:pPr>
+        <w:pStyle w:val="a7"/>
+        <w:numPr>
+          <w:ilvl w:val="0"/>
+          <w:numId w:val="4"/>
+        </w:numPr>
+        <w:spacing w:before="0" w:beforeAutospacing="0" w:after="160" w:afterAutospacing="0"/>
+        <w:rPr>
+          <w:sz w:val="28"/>
+          <w:szCs w:val="28"/>
+        </w:rPr>
+      </w:pPr>
+      <w:r>
+        <w:rPr>
+          <w:sz w:val="28"/>
+          <w:szCs w:val="28"/>
+        </w:rPr>
+        <w:t>Приготовление напитков: кофе, чаи, лимонады и др.</w:t>
+      </w:r>
+      <w:r>
+        <w:rPr>
+          <w:sz w:val="28"/>
+          <w:szCs w:val="28"/>
+        </w:rPr>
+        <w:t>;</w:t>
+      </w:r>
+    </w:p>
+    <w:p>
+      <w:pPr>
+        <w:pStyle w:val="a7"/>
+        <w:numPr>
+          <w:ilvl w:val="0"/>
+          <w:numId w:val="4"/>
+        </w:numPr>
+        <w:spacing w:before="0" w:beforeAutospacing="0" w:after="160" w:afterAutospacing="0"/>
+        <w:rPr>
+          <w:sz w:val="28"/>
+          <w:szCs w:val="28"/>
+        </w:rPr>
+      </w:pPr>
+      <w:r>
+        <w:rPr>
+          <w:sz w:val="28"/>
+          <w:szCs w:val="28"/>
+        </w:rPr>
+        <w:t>Продажа готовых десертов (например, трубочки со сгущенкой)</w:t>
+      </w:r>
+      <w:r>
+        <w:rPr>
+          <w:sz w:val="28"/>
+          <w:szCs w:val="28"/>
+        </w:rPr>
+        <w:t>;</w:t>
+      </w:r>
+    </w:p>
+    <w:p>
+      <w:pPr>
+        <w:pStyle w:val="a7"/>
+        <w:spacing w:before="0" w:beforeAutospacing="0" w:after="160" w:afterAutospacing="0"/>
+        <w:rPr>
+          <w:sz w:val="28"/>
+          <w:szCs w:val="28"/>
+        </w:rPr>
+      </w:pPr>
+      <w:r>
+        <w:rPr>
+          <w:sz w:val="28"/>
+          <w:szCs w:val="28"/>
+        </w:rPr>
+        <w:t>Также имеется программа лояльности для клиентов.</w:t>
+      </w:r>
+      <w:bookmarkStart w:id="0" w:name="_GoBack"/>
+      <w:bookmarkEnd w:id="0"/>
+    </w:p>
+    <w:p>
+      <w:pPr>
+        <w:rPr>
+          <w:rFonts w:ascii="Times New Roman" w:hAnsi="Times New Roman" w:cs="Times New Roman"/>
+          <w:iCs/>
+          <w:sz w:val="28"/>
+          <w:szCs w:val="28"/>
+        </w:rPr>
+      </w:pPr>
+      <w:r>
+        <w:rPr>
+          <w:rFonts w:ascii="Times New Roman" w:hAnsi="Times New Roman" w:cs="Times New Roman"/>
+          <w:iCs/>
+          <w:sz w:val="28"/>
+          <w:szCs w:val="28"/>
+        </w:rPr>
+        <w:t>Подраздел 2</w:t>
+      </w:r>
+    </w:p>
+    <w:p>
+      <w:pPr>
+        <w:rPr>
+          <w:rFonts w:ascii="Times New Roman" w:hAnsi="Times New Roman" w:cs="Times New Roman"/>
+          <w:iCs/>
+          <w:sz w:val="28"/>
+          <w:szCs w:val="28"/>
+        </w:rPr>
+      </w:pPr>
+      <w:r>
+        <w:rPr>
+          <w:rFonts w:ascii="Times New Roman" w:hAnsi="Times New Roman" w:cs="Times New Roman"/>
+          <w:iCs/>
+          <w:sz w:val="28"/>
+          <w:szCs w:val="28"/>
+        </w:rPr>
+        <w:t>1.</w:t>
+      </w:r>
+      <w:r>
+        <w:rPr>
+          <w:rFonts w:ascii="Times New Roman" w:hAnsi="Times New Roman" w:cs="Times New Roman"/>
+          <w:iCs/>
+          <w:sz w:val="28"/>
+          <w:szCs w:val="28"/>
+        </w:rPr>
+        <w:t>Подробное описание бизнес-процесса</w:t>
+      </w:r>
+    </w:p>
+    <w:p>
+      <w:pPr>
+        <w:rPr>
+          <w:rFonts w:ascii="Times New Roman" w:hAnsi="Times New Roman" w:cs="Times New Roman"/>
+          <w:iCs/>
+          <w:sz w:val="28"/>
+          <w:szCs w:val="28"/>
+        </w:rPr>
+      </w:pPr>
+      <w:r>
+        <w:rPr>
+          <w:rFonts w:ascii="Times New Roman" w:hAnsi="Times New Roman" w:cs="Times New Roman"/>
+          <w:iCs/>
+          <w:sz w:val="28"/>
+          <w:szCs w:val="28"/>
+        </w:rPr>
+        <w:t xml:space="preserve">Для информатизации выбирается процесс </w:t>
+      </w:r>
+      <w:r>
+        <w:rPr>
+          <w:rFonts w:ascii="Times New Roman" w:hAnsi="Times New Roman" w:cs="Times New Roman"/>
+          <w:iCs/>
+          <w:sz w:val="28"/>
+          <w:szCs w:val="28"/>
+        </w:rPr>
+        <w:t>продажи товара покупателю</w:t>
+      </w:r>
+      <w:r>
+        <w:rPr>
+          <w:rFonts w:ascii="Times New Roman" w:hAnsi="Times New Roman" w:cs="Times New Roman"/>
+          <w:iCs/>
+          <w:sz w:val="28"/>
+          <w:szCs w:val="28"/>
+        </w:rPr>
+        <w:t xml:space="preserve">, </w:t>
+      </w:r>
+      <w:r>
+        <w:rPr>
+          <w:rFonts w:ascii="Times New Roman" w:hAnsi="Times New Roman" w:cs="Times New Roman"/>
+          <w:iCs/>
+          <w:sz w:val="28"/>
+          <w:szCs w:val="28"/>
+        </w:rPr>
+        <w:t>фиксация</w:t>
+      </w:r>
+      <w:r>
+        <w:rPr>
+          <w:rFonts w:ascii="Times New Roman" w:hAnsi="Times New Roman" w:cs="Times New Roman"/>
+          <w:iCs/>
+          <w:sz w:val="28"/>
+          <w:szCs w:val="28"/>
+        </w:rPr>
+        <w:t xml:space="preserve"> заказа</w:t>
+      </w:r>
+      <w:r>
+        <w:rPr>
+          <w:rFonts w:ascii="Times New Roman" w:hAnsi="Times New Roman" w:cs="Times New Roman"/>
+          <w:iCs/>
+          <w:sz w:val="28"/>
+          <w:szCs w:val="28"/>
+        </w:rPr>
+        <w:t xml:space="preserve"> в базе д</w:t>
+      </w:r>
+      <w:r>
+        <w:rPr>
+          <w:rFonts w:ascii="Times New Roman" w:hAnsi="Times New Roman" w:cs="Times New Roman"/>
+          <w:iCs/>
+          <w:sz w:val="28"/>
+          <w:szCs w:val="28"/>
+        </w:rPr>
+        <w:t xml:space="preserve">анных, пересчет </w:t>
+      </w:r>
+      <w:r>
+        <w:rPr>
+          <w:rFonts w:ascii="Times New Roman" w:hAnsi="Times New Roman" w:cs="Times New Roman"/>
+          <w:iCs/>
+          <w:sz w:val="28"/>
+          <w:szCs w:val="28"/>
+        </w:rPr>
+        <w:t>количества товара</w:t>
+      </w:r>
+      <w:r>
+        <w:rPr>
+          <w:rFonts w:ascii="Times New Roman" w:hAnsi="Times New Roman" w:cs="Times New Roman"/>
+          <w:iCs/>
+          <w:sz w:val="28"/>
+          <w:szCs w:val="28"/>
+        </w:rPr>
+        <w:t xml:space="preserve"> после покупки</w:t>
+      </w:r>
+      <w:r>
+        <w:rPr>
+          <w:rFonts w:ascii="Times New Roman" w:hAnsi="Times New Roman" w:cs="Times New Roman"/>
+          <w:iCs/>
+          <w:sz w:val="28"/>
+          <w:szCs w:val="28"/>
+        </w:rPr>
+        <w:t>.</w:t>
+      </w:r>
+    </w:p>
+    <w:p>
+      <w:pPr>
+        <w:rPr>
+          <w:rFonts w:ascii="Times New Roman" w:hAnsi="Times New Roman" w:cs="Times New Roman"/>
+          <w:iCs/>
+          <w:sz w:val="28"/>
+          <w:szCs w:val="28"/>
+        </w:rPr>
+      </w:pPr>
+      <w:r>
+        <w:rPr>
+          <w:rFonts w:ascii="Times New Roman" w:hAnsi="Times New Roman" w:cs="Times New Roman"/>
+          <w:iCs/>
+          <w:sz w:val="28"/>
+          <w:szCs w:val="28"/>
+        </w:rPr>
+        <w:t>2. Состав действующих лиц, задействованных в рассматриваемом процессе</w:t>
+      </w:r>
+    </w:p>
+    <w:p>
+      <w:pPr>
+        <w:rPr>
+          <w:rFonts w:ascii="Times New Roman" w:hAnsi="Times New Roman" w:cs="Times New Roman"/>
+          <w:iCs/>
+          <w:sz w:val="28"/>
+          <w:szCs w:val="28"/>
+        </w:rPr>
+      </w:pPr>
+      <w:r>
+        <w:rPr>
+          <w:rFonts w:ascii="Times New Roman" w:hAnsi="Times New Roman" w:cs="Times New Roman"/>
+          <w:iCs/>
+          <w:sz w:val="28"/>
+          <w:szCs w:val="28"/>
+        </w:rPr>
+        <w:t>Покупатель</w:t>
+      </w:r>
+      <w:r>
+        <w:rPr>
+          <w:rFonts w:ascii="Times New Roman" w:hAnsi="Times New Roman" w:cs="Times New Roman"/>
+          <w:iCs/>
+          <w:sz w:val="28"/>
+          <w:szCs w:val="28"/>
+        </w:rPr>
+        <w:t>: обращается с запросом на покупку и предоставляет личные данные.</w:t>
+      </w:r>
+    </w:p>
+    <w:p>
+      <w:pPr>
+        <w:rPr>
+          <w:rFonts w:ascii="Times New Roman" w:hAnsi="Times New Roman" w:cs="Times New Roman"/>
+          <w:iCs/>
+          <w:sz w:val="28"/>
+          <w:szCs w:val="28"/>
+        </w:rPr>
+      </w:pPr>
+      <w:r>
+        <w:rPr>
+          <w:rFonts w:ascii="Times New Roman" w:hAnsi="Times New Roman" w:cs="Times New Roman"/>
+          <w:iCs/>
+          <w:sz w:val="28"/>
+          <w:szCs w:val="28"/>
+        </w:rPr>
+        <w:t>Продавец</w:t>
+      </w:r>
+      <w:r>
+        <w:rPr>
+          <w:rFonts w:ascii="Times New Roman" w:hAnsi="Times New Roman" w:cs="Times New Roman"/>
+          <w:iCs/>
+          <w:sz w:val="28"/>
+          <w:szCs w:val="28"/>
+        </w:rPr>
+        <w:t>: оформляет продажу с учетом информации о покупателе.</w:t>
+      </w:r>
+    </w:p>
+    <w:p>
+      <w:pPr>
+        <w:rPr>
+          <w:rFonts w:ascii="Times New Roman" w:hAnsi="Times New Roman" w:cs="Times New Roman"/>
+          <w:iCs/>
+          <w:sz w:val="28"/>
+          <w:szCs w:val="28"/>
+        </w:rPr>
+      </w:pPr>
+      <w:r>
+        <w:rPr>
+          <w:rFonts w:ascii="Times New Roman" w:hAnsi="Times New Roman" w:cs="Times New Roman"/>
+          <w:iCs/>
+          <w:sz w:val="28"/>
+          <w:szCs w:val="28"/>
+        </w:rPr>
+        <w:t>3. Входная и выходная информация, структурная схема типа “черный ящик”</w:t>
+      </w:r>
+    </w:p>
+    <w:p>
+      <w:pPr>
+        <w:rPr>
+          <w:rFonts w:ascii="Times New Roman" w:hAnsi="Times New Roman" w:cs="Times New Roman"/>
+          <w:iCs/>
+          <w:sz w:val="28"/>
+          <w:szCs w:val="28"/>
+        </w:rPr>
+      </w:pPr>
+    </w:p>
+    <w:p>
+      <w:pPr>
+        <w:rPr>
+          <w:rFonts w:ascii="Times New Roman" w:hAnsi="Times New Roman" w:cs="Times New Roman"/>
+          <w:iCs/>
+          <w:sz w:val="28"/>
+          <w:szCs w:val="28"/>
+        </w:rPr>
+      </w:pPr>
+    </w:p>
+    <w:p>
+      <w:pPr>
+        <w:rPr>
+          <w:rFonts w:ascii="Times New Roman" w:hAnsi="Times New Roman" w:cs="Times New Roman"/>
+          <w:sz w:val="28"/>
+          <w:szCs w:val="28"/>
+        </w:rPr>
+      </w:pPr>
+      <w:r>
+        <w:rPr>
+          <w:noProof/>
+          <w:lang w:eastAsia="ru-RU"/>
+        </w:rPr>
         <w:lastRenderedPageBreak/>
-        <w:t>Подраздел 1</w:t>
-      </w:r>
-    </w:p>
-    <w:p>
-      <w:pPr>
-        <w:rPr>
-          <w:rFonts w:ascii="Times New Roman" w:hAnsi="Times New Roman" w:cs="Times New Roman"/>
-          <w:iCs/>
-          <w:sz w:val="28"/>
-          <w:szCs w:val="28"/>
-        </w:rPr>
-      </w:pPr>
-      <w:r>
-        <w:rPr>
-          <w:rFonts w:ascii="Times New Roman" w:hAnsi="Times New Roman" w:cs="Times New Roman"/>
-          <w:iCs/>
-          <w:sz w:val="28"/>
-          <w:szCs w:val="28"/>
-        </w:rPr>
-        <w:t>1.Характеристика объекта информатизации</w:t>
-      </w:r>
-    </w:p>
-    <w:p>
-      <w:pPr>
-        <w:rPr>
-          <w:rFonts w:ascii="Times New Roman" w:hAnsi="Times New Roman" w:cs="Times New Roman"/>
-          <w:iCs/>
-          <w:sz w:val="28"/>
-          <w:szCs w:val="28"/>
-        </w:rPr>
-      </w:pPr>
-      <w:r>
-        <w:rPr>
-          <w:rFonts w:ascii="Times New Roman" w:hAnsi="Times New Roman" w:cs="Times New Roman"/>
-          <w:iCs/>
-          <w:sz w:val="28"/>
-          <w:szCs w:val="28"/>
-        </w:rPr>
-        <w:t xml:space="preserve">Объектом информатизации является </w:t>
-      </w:r>
-      <w:r>
-        <w:rPr>
-          <w:rFonts w:ascii="Times New Roman" w:hAnsi="Times New Roman" w:cs="Times New Roman"/>
-          <w:iCs/>
-          <w:sz w:val="28"/>
-          <w:szCs w:val="28"/>
-        </w:rPr>
-        <w:t>проектная организация</w:t>
-      </w:r>
-      <w:r>
-        <w:rPr>
-          <w:rFonts w:ascii="Times New Roman" w:hAnsi="Times New Roman" w:cs="Times New Roman"/>
-          <w:iCs/>
-          <w:sz w:val="28"/>
-          <w:szCs w:val="28"/>
-        </w:rPr>
-        <w:t xml:space="preserve"> </w:t>
-      </w:r>
-      <w:r>
-        <w:rPr>
-          <w:rFonts w:ascii="Times New Roman" w:hAnsi="Times New Roman" w:cs="Times New Roman"/>
-          <w:iCs/>
-          <w:sz w:val="28"/>
-          <w:szCs w:val="28"/>
-        </w:rPr>
-        <w:t>“</w:t>
-      </w:r>
-      <w:r>
-        <w:rPr>
-          <w:rFonts w:ascii="Times New Roman" w:hAnsi="Times New Roman" w:cs="Times New Roman"/>
-          <w:iCs/>
-          <w:sz w:val="28"/>
-          <w:szCs w:val="28"/>
-        </w:rPr>
-        <w:t>Построим!</w:t>
-      </w:r>
-      <w:r>
-        <w:rPr>
-          <w:rFonts w:ascii="Times New Roman" w:hAnsi="Times New Roman" w:cs="Times New Roman"/>
-          <w:iCs/>
-          <w:sz w:val="28"/>
-          <w:szCs w:val="28"/>
-        </w:rPr>
-        <w:t>”. Работает с 200</w:t>
-      </w:r>
-      <w:r>
-        <w:rPr>
-          <w:rFonts w:ascii="Times New Roman" w:hAnsi="Times New Roman" w:cs="Times New Roman"/>
-          <w:iCs/>
-          <w:sz w:val="28"/>
-          <w:szCs w:val="28"/>
-        </w:rPr>
-        <w:t>3</w:t>
-      </w:r>
-      <w:r>
-        <w:rPr>
-          <w:rFonts w:ascii="Times New Roman" w:hAnsi="Times New Roman" w:cs="Times New Roman"/>
-          <w:iCs/>
-          <w:sz w:val="28"/>
-          <w:szCs w:val="28"/>
-        </w:rPr>
-        <w:t xml:space="preserve"> года. Объем годовых </w:t>
-      </w:r>
-      <w:r>
-        <w:rPr>
-          <w:rFonts w:ascii="Times New Roman" w:hAnsi="Times New Roman" w:cs="Times New Roman"/>
-          <w:iCs/>
-          <w:sz w:val="28"/>
-          <w:szCs w:val="28"/>
-        </w:rPr>
-        <w:t>выполненных проектов 5, 10 млн. рублей</w:t>
-      </w:r>
-    </w:p>
-    <w:p>
-      <w:pPr>
-        <w:rPr>
-          <w:rFonts w:ascii="Times New Roman" w:hAnsi="Times New Roman" w:cs="Times New Roman"/>
-          <w:iCs/>
-          <w:sz w:val="28"/>
-          <w:szCs w:val="28"/>
-        </w:rPr>
-      </w:pPr>
-      <w:r>
-        <w:rPr>
-          <w:rFonts w:ascii="Times New Roman" w:hAnsi="Times New Roman" w:cs="Times New Roman"/>
-          <w:iCs/>
-          <w:sz w:val="28"/>
-          <w:szCs w:val="28"/>
-        </w:rPr>
-        <w:t xml:space="preserve">Основные направления: </w:t>
-      </w:r>
-      <w:r>
-        <w:rPr>
-          <w:rFonts w:ascii="Times New Roman" w:hAnsi="Times New Roman" w:cs="Times New Roman"/>
-          <w:iCs/>
-          <w:sz w:val="28"/>
-          <w:szCs w:val="28"/>
-        </w:rPr>
-        <w:t>детские площадки, спортивные залы</w:t>
-      </w:r>
-    </w:p>
-    <w:p>
-      <w:pPr>
-        <w:rPr>
-          <w:rFonts w:ascii="Times New Roman" w:hAnsi="Times New Roman" w:cs="Times New Roman"/>
-          <w:iCs/>
-          <w:sz w:val="28"/>
-          <w:szCs w:val="28"/>
-        </w:rPr>
-      </w:pPr>
-      <w:r>
-        <w:rPr>
-          <w:rFonts w:ascii="Times New Roman" w:hAnsi="Times New Roman" w:cs="Times New Roman"/>
-          <w:iCs/>
-          <w:sz w:val="28"/>
-          <w:szCs w:val="28"/>
-        </w:rPr>
-        <w:t xml:space="preserve">Имеется программа скидок для постоянных </w:t>
-      </w:r>
-      <w:bookmarkStart w:id="0" w:name="_GoBack"/>
-      <w:r>
-        <w:rPr>
-          <w:rFonts w:ascii="Times New Roman" w:hAnsi="Times New Roman" w:cs="Times New Roman"/>
-          <w:iCs/>
-          <w:sz w:val="28"/>
-          <w:szCs w:val="28"/>
-        </w:rPr>
-        <w:t>покупателей.</w:t>
-      </w:r>
-      <w:bookmarkEnd w:id="0"/>
-    </w:p>
-    <w:p>
-      <w:pPr>
-        <w:rPr>
-          <w:rFonts w:ascii="Times New Roman" w:hAnsi="Times New Roman" w:cs="Times New Roman"/>
-          <w:iCs/>
-          <w:sz w:val="28"/>
-          <w:szCs w:val="28"/>
-        </w:rPr>
-      </w:pPr>
-      <w:r>
-        <w:rPr>
-          <w:rFonts w:ascii="Times New Roman" w:hAnsi="Times New Roman" w:cs="Times New Roman"/>
-          <w:iCs/>
-          <w:noProof/>
-          <w:sz w:val="28"/>
-          <w:szCs w:val="28"/>
-          <w:lang w:eastAsia="ru-RU"/>
-        </w:rPr>
         <w:drawing>
-          <wp:inline distT="0" distB="0" distL="0" distR="0" wp14:anchorId="7DF5FFAF" wp14:editId="4CAB3165">
-            <wp:extent cx="5940425" cy="1785620"/>
-            <wp:effectExtent l="0" t="0" r="3175" b="5080"/>
-            <wp:docPr id="6" name="Рисунок 6"/>
+          <wp:inline distT="0" distB="0" distL="0" distR="0" wp14:anchorId="28689A4B" wp14:editId="5865D685">
+            <wp:extent cx="5940425" cy="3407410"/>
+            <wp:effectExtent l="0" t="0" r="3175" b="2540"/>
+            <wp:docPr id="4" name="Рисунок 4"/>
             <wp:cNvGraphicFramePr>
               <a:graphicFrameLocks xmlns:a="http://schemas.openxmlformats.org/drawingml/2006/main" noChangeAspect="1"/>
             </wp:cNvGraphicFramePr>
@@ -1280,7 +1615,7 @@
                   <pic:spPr>
                     <a:xfrm>
                       <a:off x="0" y="0"/>
-                      <a:ext cx="5940425" cy="1785620"/>
+                      <a:ext cx="5940425" cy="3407410"/>
                     </a:xfrm>
                     <a:prstGeom prst="rect">
                       <a:avLst/>
@@ -1297,186 +1632,47 @@
       <w:pPr>
         <w:rPr>
           <w:rFonts w:ascii="Times New Roman" w:hAnsi="Times New Roman" w:cs="Times New Roman"/>
-          <w:iCs/>
-          <w:sz w:val="28"/>
-          <w:szCs w:val="28"/>
-        </w:rPr>
-      </w:pPr>
-      <w:r>
-        <w:rPr>
-          <w:rFonts w:ascii="Times New Roman" w:hAnsi="Times New Roman" w:cs="Times New Roman"/>
-          <w:iCs/>
-          <w:sz w:val="28"/>
-          <w:szCs w:val="28"/>
-        </w:rPr>
-        <w:t>Подраздел 2</w:t>
-      </w:r>
-    </w:p>
-    <w:p>
-      <w:pPr>
-        <w:rPr>
-          <w:rFonts w:ascii="Times New Roman" w:hAnsi="Times New Roman" w:cs="Times New Roman"/>
-          <w:iCs/>
-          <w:sz w:val="28"/>
-          <w:szCs w:val="28"/>
-        </w:rPr>
-      </w:pPr>
-      <w:r>
-        <w:rPr>
-          <w:rFonts w:ascii="Times New Roman" w:hAnsi="Times New Roman" w:cs="Times New Roman"/>
-          <w:iCs/>
-          <w:sz w:val="28"/>
-          <w:szCs w:val="28"/>
-        </w:rPr>
-        <w:t>1.</w:t>
-      </w:r>
-      <w:r>
-        <w:rPr>
-          <w:rFonts w:ascii="Times New Roman" w:hAnsi="Times New Roman" w:cs="Times New Roman"/>
-          <w:iCs/>
-          <w:sz w:val="28"/>
-          <w:szCs w:val="28"/>
-        </w:rPr>
-        <w:t>Подробное описание бизнес-процесса</w:t>
-      </w:r>
-    </w:p>
-    <w:p>
-      <w:pPr>
-        <w:rPr>
-          <w:rFonts w:ascii="Times New Roman" w:hAnsi="Times New Roman" w:cs="Times New Roman"/>
-          <w:iCs/>
-          <w:sz w:val="28"/>
-          <w:szCs w:val="28"/>
-        </w:rPr>
-      </w:pPr>
-      <w:r>
-        <w:rPr>
-          <w:rFonts w:ascii="Times New Roman" w:hAnsi="Times New Roman" w:cs="Times New Roman"/>
-          <w:iCs/>
-          <w:sz w:val="28"/>
-          <w:szCs w:val="28"/>
-        </w:rPr>
-        <w:t>Для информатизации выбирается процесс продажи книг покупателю, подсчет стоимости, фиксации продажи в базе и выставление счета покупателю.</w:t>
-      </w:r>
-    </w:p>
-    <w:p>
-      <w:pPr>
-        <w:rPr>
-          <w:rFonts w:ascii="Times New Roman" w:hAnsi="Times New Roman" w:cs="Times New Roman"/>
-          <w:iCs/>
-          <w:sz w:val="28"/>
-          <w:szCs w:val="28"/>
-        </w:rPr>
-      </w:pPr>
-      <w:r>
-        <w:rPr>
-          <w:rFonts w:ascii="Times New Roman" w:hAnsi="Times New Roman" w:cs="Times New Roman"/>
-          <w:iCs/>
-          <w:sz w:val="28"/>
-          <w:szCs w:val="28"/>
-        </w:rPr>
-        <w:t>2. Состав действующих лиц, задействованных в рассматриваемом процессе</w:t>
-      </w:r>
-    </w:p>
-    <w:p>
-      <w:pPr>
-        <w:rPr>
-          <w:rFonts w:ascii="Times New Roman" w:hAnsi="Times New Roman" w:cs="Times New Roman"/>
-          <w:iCs/>
-          <w:sz w:val="28"/>
-          <w:szCs w:val="28"/>
-        </w:rPr>
-      </w:pPr>
-      <w:r>
-        <w:rPr>
-          <w:rFonts w:ascii="Times New Roman" w:hAnsi="Times New Roman" w:cs="Times New Roman"/>
-          <w:iCs/>
-          <w:sz w:val="28"/>
-          <w:szCs w:val="28"/>
-        </w:rPr>
-        <w:t>Покупатель: обращается с запросом на покупку и предоставляет личные данные.</w:t>
-      </w:r>
-    </w:p>
-    <w:p>
-      <w:pPr>
-        <w:rPr>
-          <w:rFonts w:ascii="Times New Roman" w:hAnsi="Times New Roman" w:cs="Times New Roman"/>
-          <w:iCs/>
-          <w:sz w:val="28"/>
-          <w:szCs w:val="28"/>
-        </w:rPr>
-      </w:pPr>
-      <w:r>
-        <w:rPr>
-          <w:rFonts w:ascii="Times New Roman" w:hAnsi="Times New Roman" w:cs="Times New Roman"/>
-          <w:iCs/>
-          <w:sz w:val="28"/>
-          <w:szCs w:val="28"/>
-        </w:rPr>
-        <w:t>Кассир: оформляет продажу с учетом информации о покупателе.</w:t>
-      </w:r>
-    </w:p>
-    <w:p>
-      <w:pPr>
-        <w:rPr>
-          <w:rFonts w:ascii="Times New Roman" w:hAnsi="Times New Roman" w:cs="Times New Roman"/>
-          <w:iCs/>
-          <w:sz w:val="28"/>
-          <w:szCs w:val="28"/>
-        </w:rPr>
-      </w:pPr>
-      <w:r>
-        <w:rPr>
-          <w:rFonts w:ascii="Times New Roman" w:hAnsi="Times New Roman" w:cs="Times New Roman"/>
-          <w:iCs/>
-          <w:sz w:val="28"/>
-          <w:szCs w:val="28"/>
-        </w:rPr>
-        <w:t>3. Входная и выходная информация, структурная схема типа “черный ящик”</w:t>
-      </w:r>
-    </w:p>
-    <w:p>
-      <w:pPr>
-        <w:rPr>
-          <w:rFonts w:ascii="Times New Roman" w:hAnsi="Times New Roman" w:cs="Times New Roman"/>
-          <w:iCs/>
-          <w:sz w:val="28"/>
-          <w:szCs w:val="28"/>
-        </w:rPr>
-      </w:pPr>
-    </w:p>
-    <w:p>
-      <w:pPr>
-        <w:rPr>
-          <w:rFonts w:ascii="Times New Roman" w:hAnsi="Times New Roman" w:cs="Times New Roman"/>
-          <w:iCs/>
-          <w:sz w:val="28"/>
-          <w:szCs w:val="28"/>
-        </w:rPr>
-      </w:pPr>
-    </w:p>
-    <w:p>
-      <w:pPr>
-        <w:rPr>
-          <w:rFonts w:ascii="Times New Roman" w:hAnsi="Times New Roman" w:cs="Times New Roman"/>
-          <w:sz w:val="28"/>
-          <w:szCs w:val="28"/>
-        </w:rPr>
-      </w:pPr>
-      <w:r>
-        <w:rPr>
-          <w:rFonts w:ascii="Times New Roman" w:hAnsi="Times New Roman" w:cs="Times New Roman"/>
-          <w:noProof/>
-          <w:sz w:val="28"/>
-          <w:szCs w:val="28"/>
-          <w:lang w:eastAsia="ru-RU"/>
-        </w:rPr>
-        <w:lastRenderedPageBreak/>
+          <w:sz w:val="28"/>
+          <w:szCs w:val="28"/>
+        </w:rPr>
+      </w:pPr>
+    </w:p>
+    <w:p>
+      <w:pPr>
+        <w:rPr>
+          <w:rFonts w:ascii="Times New Roman" w:hAnsi="Times New Roman" w:cs="Times New Roman"/>
+          <w:sz w:val="28"/>
+          <w:szCs w:val="28"/>
+        </w:rPr>
+      </w:pPr>
+      <w:r>
+        <w:rPr>
+          <w:rFonts w:ascii="Times New Roman" w:hAnsi="Times New Roman" w:cs="Times New Roman"/>
+          <w:sz w:val="28"/>
+          <w:szCs w:val="28"/>
+        </w:rPr>
+        <w:t>4. Декомпозиция бизнес-процесса</w:t>
+      </w:r>
+    </w:p>
+    <w:p>
+      <w:pPr>
+        <w:rPr>
+          <w:rFonts w:ascii="Times New Roman" w:hAnsi="Times New Roman" w:cs="Times New Roman"/>
+          <w:sz w:val="28"/>
+          <w:szCs w:val="28"/>
+        </w:rPr>
+      </w:pPr>
+      <w:r>
+        <w:rPr>
+          <w:rFonts w:ascii="Times New Roman" w:hAnsi="Times New Roman" w:cs="Times New Roman"/>
+          <w:sz w:val="28"/>
+          <w:szCs w:val="28"/>
+        </w:rPr>
         <w:drawing>
-          <wp:inline distT="0" distB="0" distL="0" distR="0" wp14:anchorId="71F1B209" wp14:editId="3A0BC6B3">
-            <wp:extent cx="5940425" cy="2999740"/>
-            <wp:effectExtent l="0" t="0" r="3175" b="0"/>
-            <wp:docPr id="7" name="Рисунок 7"/>
+          <wp:inline distT="0" distB="0" distL="0" distR="0" wp14:anchorId="4D734840" wp14:editId="711E6AC3">
+            <wp:extent cx="5940425" cy="2320925"/>
+            <wp:effectExtent l="0" t="0" r="3175" b="3175"/>
+            <wp:docPr id="9" name="Рисунок 9"/>
             <wp:cNvGraphicFramePr>
               <a:graphicFrameLocks xmlns:a="http://schemas.openxmlformats.org/drawingml/2006/main" noChangeAspect="1"/>
             </wp:cNvGraphicFramePr>
@@ -1496,7 +1692,7 @@
                   <pic:spPr>
                     <a:xfrm>
                       <a:off x="0" y="0"/>
-                      <a:ext cx="5940425" cy="2999740"/>
+                      <a:ext cx="5940425" cy="2320925"/>
                     </a:xfrm>
                     <a:prstGeom prst="rect">
                       <a:avLst/>
@@ -1517,45 +1713,233 @@
           <w:szCs w:val="28"/>
         </w:rPr>
       </w:pPr>
-    </w:p>
-    <w:p>
-      <w:pPr>
-        <w:rPr>
-          <w:rFonts w:ascii="Times New Roman" w:hAnsi="Times New Roman" w:cs="Times New Roman"/>
-          <w:sz w:val="28"/>
-          <w:szCs w:val="28"/>
-        </w:rPr>
-      </w:pPr>
-      <w:r>
-        <w:rPr>
-          <w:rFonts w:ascii="Times New Roman" w:hAnsi="Times New Roman" w:cs="Times New Roman"/>
-          <w:sz w:val="28"/>
-          <w:szCs w:val="28"/>
-        </w:rPr>
-        <w:t>4. Декомпозиция бизнес-процесса</w:t>
-      </w:r>
-    </w:p>
-    <w:p>
-      <w:pPr>
-        <w:rPr>
-          <w:rFonts w:ascii="Times New Roman" w:hAnsi="Times New Roman" w:cs="Times New Roman"/>
-          <w:sz w:val="28"/>
-          <w:szCs w:val="28"/>
-        </w:rPr>
-      </w:pPr>
-      <w:r>
-        <w:rPr>
-          <w:rFonts w:ascii="Times New Roman" w:hAnsi="Times New Roman" w:cs="Times New Roman"/>
+      <w:r>
+        <w:rPr>
+          <w:rFonts w:ascii="Times New Roman" w:hAnsi="Times New Roman" w:cs="Times New Roman"/>
+          <w:sz w:val="28"/>
+          <w:szCs w:val="28"/>
+        </w:rPr>
+        <w:t>5.Общая информация о задачах</w:t>
+      </w:r>
+    </w:p>
+    <w:p>
+      <w:pPr>
+        <w:rPr>
+          <w:rFonts w:ascii="Times New Roman" w:hAnsi="Times New Roman" w:cs="Times New Roman"/>
+          <w:sz w:val="28"/>
+          <w:szCs w:val="28"/>
+        </w:rPr>
+      </w:pPr>
+      <w:r>
+        <w:rPr>
+          <w:rFonts w:ascii="Times New Roman" w:hAnsi="Times New Roman" w:cs="Times New Roman"/>
+          <w:sz w:val="28"/>
+          <w:szCs w:val="28"/>
+        </w:rPr>
+        <w:t>Задачи:</w:t>
+      </w:r>
+    </w:p>
+    <w:p>
+      <w:pPr>
+        <w:pStyle w:val="a6"/>
+        <w:numPr>
+          <w:ilvl w:val="0"/>
+          <w:numId w:val="1"/>
+        </w:numPr>
+        <w:rPr>
+          <w:rFonts w:ascii="Times New Roman" w:hAnsi="Times New Roman" w:cs="Times New Roman"/>
+          <w:sz w:val="28"/>
+          <w:szCs w:val="28"/>
+        </w:rPr>
+      </w:pPr>
+      <w:r>
+        <w:rPr>
+          <w:rFonts w:ascii="Times New Roman" w:hAnsi="Times New Roman" w:cs="Times New Roman"/>
+          <w:sz w:val="28"/>
+          <w:szCs w:val="28"/>
+        </w:rPr>
+        <w:t xml:space="preserve">Задача ввода </w:t>
+      </w:r>
+      <w:r>
+        <w:rPr>
+          <w:rFonts w:ascii="Times New Roman" w:hAnsi="Times New Roman" w:cs="Times New Roman"/>
+          <w:sz w:val="28"/>
+          <w:szCs w:val="28"/>
+        </w:rPr>
+        <w:t>информации о товарах в кофейне</w:t>
+      </w:r>
+    </w:p>
+    <w:p>
+      <w:pPr>
+        <w:pStyle w:val="a6"/>
+        <w:numPr>
+          <w:ilvl w:val="0"/>
+          <w:numId w:val="1"/>
+        </w:numPr>
+        <w:rPr>
+          <w:rFonts w:ascii="Times New Roman" w:hAnsi="Times New Roman" w:cs="Times New Roman"/>
+          <w:sz w:val="28"/>
+          <w:szCs w:val="28"/>
+        </w:rPr>
+      </w:pPr>
+      <w:r>
+        <w:rPr>
+          <w:rFonts w:ascii="Times New Roman" w:hAnsi="Times New Roman" w:cs="Times New Roman"/>
+          <w:sz w:val="28"/>
+          <w:szCs w:val="28"/>
+        </w:rPr>
+        <w:t>Задача ввода данных о покупателе</w:t>
+      </w:r>
+    </w:p>
+    <w:p>
+      <w:pPr>
+        <w:pStyle w:val="a6"/>
+        <w:numPr>
+          <w:ilvl w:val="0"/>
+          <w:numId w:val="1"/>
+        </w:numPr>
+        <w:rPr>
+          <w:rFonts w:ascii="Times New Roman" w:hAnsi="Times New Roman" w:cs="Times New Roman"/>
+          <w:sz w:val="28"/>
+          <w:szCs w:val="28"/>
+        </w:rPr>
+      </w:pPr>
+      <w:r>
+        <w:rPr>
+          <w:rFonts w:ascii="Times New Roman" w:hAnsi="Times New Roman" w:cs="Times New Roman"/>
+          <w:sz w:val="28"/>
+          <w:szCs w:val="28"/>
+        </w:rPr>
+        <w:t xml:space="preserve">Задача формирования </w:t>
+      </w:r>
+      <w:r>
+        <w:rPr>
+          <w:rFonts w:ascii="Times New Roman" w:hAnsi="Times New Roman" w:cs="Times New Roman"/>
+          <w:sz w:val="28"/>
+          <w:szCs w:val="28"/>
+        </w:rPr>
+        <w:t>заказа</w:t>
+      </w:r>
+    </w:p>
+    <w:p>
+      <w:pPr>
+        <w:pStyle w:val="a6"/>
+        <w:numPr>
+          <w:ilvl w:val="0"/>
+          <w:numId w:val="1"/>
+        </w:numPr>
+        <w:rPr>
+          <w:rFonts w:ascii="Times New Roman" w:hAnsi="Times New Roman" w:cs="Times New Roman"/>
+          <w:sz w:val="28"/>
+          <w:szCs w:val="28"/>
+        </w:rPr>
+      </w:pPr>
+      <w:r>
+        <w:rPr>
+          <w:rFonts w:ascii="Times New Roman" w:hAnsi="Times New Roman" w:cs="Times New Roman"/>
+          <w:sz w:val="28"/>
+          <w:szCs w:val="28"/>
+        </w:rPr>
+        <w:t>Задача сохранения данных</w:t>
+      </w:r>
+      <w:r>
+        <w:rPr>
+          <w:rFonts w:ascii="Times New Roman" w:hAnsi="Times New Roman" w:cs="Times New Roman"/>
+          <w:sz w:val="28"/>
+          <w:szCs w:val="28"/>
+        </w:rPr>
+        <w:t xml:space="preserve"> о заказе в БД</w:t>
+      </w:r>
+    </w:p>
+    <w:p>
+      <w:pPr>
+        <w:pStyle w:val="a6"/>
+        <w:numPr>
+          <w:ilvl w:val="0"/>
+          <w:numId w:val="1"/>
+        </w:numPr>
+        <w:rPr>
+          <w:rFonts w:ascii="Times New Roman" w:hAnsi="Times New Roman" w:cs="Times New Roman"/>
+          <w:sz w:val="28"/>
+          <w:szCs w:val="28"/>
+        </w:rPr>
+      </w:pPr>
+      <w:r>
+        <w:rPr>
+          <w:rFonts w:ascii="Times New Roman" w:hAnsi="Times New Roman" w:cs="Times New Roman"/>
+          <w:sz w:val="28"/>
+          <w:szCs w:val="28"/>
+        </w:rPr>
+        <w:t>Задача поддержания актуального количества товара</w:t>
+      </w:r>
+    </w:p>
+    <w:p>
+      <w:pPr>
+        <w:pStyle w:val="a6"/>
+        <w:numPr>
+          <w:ilvl w:val="0"/>
+          <w:numId w:val="1"/>
+        </w:numPr>
+        <w:rPr>
+          <w:rFonts w:ascii="Times New Roman" w:hAnsi="Times New Roman" w:cs="Times New Roman"/>
+          <w:sz w:val="28"/>
+          <w:szCs w:val="28"/>
+        </w:rPr>
+      </w:pPr>
+      <w:r>
+        <w:rPr>
+          <w:rFonts w:ascii="Times New Roman" w:hAnsi="Times New Roman" w:cs="Times New Roman"/>
+          <w:sz w:val="28"/>
+          <w:szCs w:val="28"/>
+        </w:rPr>
+        <w:t>За</w:t>
+      </w:r>
+      <w:r>
+        <w:rPr>
+          <w:rFonts w:ascii="Times New Roman" w:hAnsi="Times New Roman" w:cs="Times New Roman"/>
+          <w:sz w:val="28"/>
+          <w:szCs w:val="28"/>
+        </w:rPr>
+        <w:t>дача ввода данных о сотруднике</w:t>
+      </w:r>
+    </w:p>
+    <w:p>
+      <w:pPr>
+        <w:rPr>
+          <w:rFonts w:ascii="Times New Roman" w:hAnsi="Times New Roman" w:cs="Times New Roman"/>
+          <w:sz w:val="28"/>
+          <w:szCs w:val="28"/>
+        </w:rPr>
+      </w:pPr>
+      <w:r>
+        <w:rPr>
+          <w:rFonts w:ascii="Times New Roman" w:hAnsi="Times New Roman" w:cs="Times New Roman"/>
+          <w:sz w:val="28"/>
+          <w:szCs w:val="28"/>
+        </w:rPr>
+        <w:t>6. Базовая модель вариантов использования</w:t>
+      </w:r>
+    </w:p>
+    <w:p>
+      <w:pPr>
+        <w:rPr>
+          <w:rFonts w:ascii="Times New Roman" w:hAnsi="Times New Roman" w:cs="Times New Roman"/>
+          <w:sz w:val="28"/>
+          <w:szCs w:val="28"/>
+          <w:lang w:val="en-US"/>
+        </w:rPr>
+      </w:pPr>
+      <w:r>
+        <w:rPr>
           <w:noProof/>
-          <w:sz w:val="28"/>
-          <w:szCs w:val="28"/>
           <w:lang w:eastAsia="ru-RU"/>
         </w:rPr>
+        <w:lastRenderedPageBreak/>
         <w:drawing>
-          <wp:inline distT="0" distB="0" distL="0" distR="0" wp14:anchorId="27743160" wp14:editId="41D5FAD9">
-            <wp:extent cx="5940425" cy="3681095"/>
-            <wp:effectExtent l="0" t="0" r="3175" b="0"/>
-            <wp:docPr id="2" name="Рисунок 2"/>
+          <wp:inline distT="0" distB="0" distL="0" distR="0" wp14:anchorId="3CE056D9" wp14:editId="05708ED0">
+            <wp:extent cx="4543425" cy="3619500"/>
+            <wp:effectExtent l="0" t="0" r="9525" b="0"/>
+            <wp:docPr id="10" name="Рисунок 10"/>
             <wp:cNvGraphicFramePr>
               <a:graphicFrameLocks xmlns:a="http://schemas.openxmlformats.org/drawingml/2006/main" noChangeAspect="1"/>
             </wp:cNvGraphicFramePr>
@@ -1575,7 +1959,7 @@
                   <pic:spPr>
                     <a:xfrm>
                       <a:off x="0" y="0"/>
-                      <a:ext cx="5940425" cy="3681095"/>
+                      <a:ext cx="4543425" cy="3619500"/>
                     </a:xfrm>
                     <a:prstGeom prst="rect">
                       <a:avLst/>
@@ -1602,205 +1986,44 @@
           <w:sz w:val="28"/>
           <w:szCs w:val="28"/>
         </w:rPr>
-        <w:t>5.Общая информация о задачах</w:t>
-      </w:r>
-    </w:p>
-    <w:p>
-      <w:pPr>
-        <w:rPr>
-          <w:rFonts w:ascii="Times New Roman" w:hAnsi="Times New Roman" w:cs="Times New Roman"/>
-          <w:sz w:val="28"/>
-          <w:szCs w:val="28"/>
-        </w:rPr>
-      </w:pPr>
-      <w:r>
-        <w:rPr>
-          <w:rFonts w:ascii="Times New Roman" w:hAnsi="Times New Roman" w:cs="Times New Roman"/>
-          <w:sz w:val="28"/>
-          <w:szCs w:val="28"/>
-        </w:rPr>
-        <w:t>Задачи:</w:t>
-      </w:r>
-    </w:p>
-    <w:p>
-      <w:pPr>
-        <w:pStyle w:val="a6"/>
-        <w:numPr>
-          <w:ilvl w:val="0"/>
-          <w:numId w:val="1"/>
-        </w:numPr>
-        <w:rPr>
-          <w:rFonts w:ascii="Times New Roman" w:hAnsi="Times New Roman" w:cs="Times New Roman"/>
-          <w:sz w:val="28"/>
-          <w:szCs w:val="28"/>
-        </w:rPr>
-      </w:pPr>
-      <w:r>
-        <w:rPr>
-          <w:rFonts w:ascii="Times New Roman" w:hAnsi="Times New Roman" w:cs="Times New Roman"/>
-          <w:sz w:val="28"/>
-          <w:szCs w:val="28"/>
-        </w:rPr>
-        <w:t>Задача ввода данных в каталог магазина</w:t>
-      </w:r>
-    </w:p>
-    <w:p>
-      <w:pPr>
-        <w:pStyle w:val="a6"/>
-        <w:numPr>
-          <w:ilvl w:val="0"/>
-          <w:numId w:val="1"/>
-        </w:numPr>
-        <w:rPr>
-          <w:rFonts w:ascii="Times New Roman" w:hAnsi="Times New Roman" w:cs="Times New Roman"/>
-          <w:sz w:val="28"/>
-          <w:szCs w:val="28"/>
-        </w:rPr>
-      </w:pPr>
-      <w:r>
-        <w:rPr>
-          <w:rFonts w:ascii="Times New Roman" w:hAnsi="Times New Roman" w:cs="Times New Roman"/>
-          <w:sz w:val="28"/>
-          <w:szCs w:val="28"/>
-        </w:rPr>
-        <w:t>Задача ввода данных о клиенте</w:t>
-      </w:r>
-    </w:p>
-    <w:p>
-      <w:pPr>
-        <w:pStyle w:val="a6"/>
-        <w:numPr>
-          <w:ilvl w:val="0"/>
-          <w:numId w:val="1"/>
-        </w:numPr>
-        <w:rPr>
-          <w:rFonts w:ascii="Times New Roman" w:hAnsi="Times New Roman" w:cs="Times New Roman"/>
-          <w:sz w:val="28"/>
-          <w:szCs w:val="28"/>
-        </w:rPr>
-      </w:pPr>
-      <w:r>
-        <w:rPr>
-          <w:rFonts w:ascii="Times New Roman" w:hAnsi="Times New Roman" w:cs="Times New Roman"/>
-          <w:sz w:val="28"/>
-          <w:szCs w:val="28"/>
-        </w:rPr>
-        <w:t>Задача формирования запроса покупателя</w:t>
-      </w:r>
-    </w:p>
-    <w:p>
-      <w:pPr>
-        <w:pStyle w:val="a6"/>
-        <w:numPr>
-          <w:ilvl w:val="0"/>
-          <w:numId w:val="1"/>
-        </w:numPr>
-        <w:rPr>
-          <w:rFonts w:ascii="Times New Roman" w:hAnsi="Times New Roman" w:cs="Times New Roman"/>
-          <w:sz w:val="28"/>
-          <w:szCs w:val="28"/>
-        </w:rPr>
-      </w:pPr>
-      <w:r>
-        <w:rPr>
-          <w:rFonts w:ascii="Times New Roman" w:hAnsi="Times New Roman" w:cs="Times New Roman"/>
-          <w:sz w:val="28"/>
-          <w:szCs w:val="28"/>
-        </w:rPr>
-        <w:t>Задача сохранения данных в базе</w:t>
-      </w:r>
-    </w:p>
-    <w:p>
-      <w:pPr>
-        <w:pStyle w:val="a6"/>
-        <w:numPr>
-          <w:ilvl w:val="0"/>
-          <w:numId w:val="1"/>
-        </w:numPr>
-        <w:rPr>
-          <w:rFonts w:ascii="Times New Roman" w:hAnsi="Times New Roman" w:cs="Times New Roman"/>
-          <w:sz w:val="28"/>
-          <w:szCs w:val="28"/>
-        </w:rPr>
-      </w:pPr>
-      <w:r>
-        <w:rPr>
-          <w:rFonts w:ascii="Times New Roman" w:hAnsi="Times New Roman" w:cs="Times New Roman"/>
-          <w:sz w:val="28"/>
-          <w:szCs w:val="28"/>
-        </w:rPr>
-        <w:lastRenderedPageBreak/>
-        <w:t>Зада</w:t>
-      </w:r>
-      <w:r>
-        <w:rPr>
-          <w:rFonts w:ascii="Times New Roman" w:hAnsi="Times New Roman" w:cs="Times New Roman"/>
-          <w:sz w:val="28"/>
-          <w:szCs w:val="28"/>
-        </w:rPr>
-        <w:t>ча формирования чека о покупке</w:t>
-      </w:r>
-    </w:p>
-    <w:p>
-      <w:pPr>
-        <w:pStyle w:val="a6"/>
-        <w:numPr>
-          <w:ilvl w:val="0"/>
-          <w:numId w:val="1"/>
-        </w:numPr>
-        <w:rPr>
-          <w:rFonts w:ascii="Times New Roman" w:hAnsi="Times New Roman" w:cs="Times New Roman"/>
-          <w:sz w:val="28"/>
-          <w:szCs w:val="28"/>
-        </w:rPr>
-      </w:pPr>
-      <w:r>
-        <w:rPr>
-          <w:rFonts w:ascii="Times New Roman" w:hAnsi="Times New Roman" w:cs="Times New Roman"/>
-          <w:sz w:val="28"/>
-          <w:szCs w:val="28"/>
-        </w:rPr>
-        <w:t>Задача формирования отчета для склада</w:t>
-      </w:r>
-    </w:p>
-    <w:p>
-      <w:pPr>
-        <w:rPr>
-          <w:rFonts w:ascii="Times New Roman" w:hAnsi="Times New Roman" w:cs="Times New Roman"/>
-          <w:sz w:val="28"/>
-          <w:szCs w:val="28"/>
-        </w:rPr>
-      </w:pPr>
-      <w:r>
-        <w:rPr>
-          <w:rFonts w:ascii="Times New Roman" w:hAnsi="Times New Roman" w:cs="Times New Roman"/>
-          <w:sz w:val="28"/>
-          <w:szCs w:val="28"/>
-        </w:rPr>
-        <w:t>6. Базовая модель вариантов использования</w:t>
-      </w:r>
-    </w:p>
-    <w:p>
-      <w:pPr>
-        <w:rPr>
-          <w:rFonts w:ascii="Times New Roman" w:hAnsi="Times New Roman" w:cs="Times New Roman"/>
-          <w:sz w:val="28"/>
-          <w:szCs w:val="28"/>
-        </w:rPr>
-      </w:pPr>
-      <w:r>
-        <w:rPr>
-          <w:rFonts w:ascii="Times New Roman" w:hAnsi="Times New Roman" w:cs="Times New Roman"/>
+        <w:t>7.Описание входных и выходных информационных потоков</w:t>
+      </w:r>
+    </w:p>
+    <w:p>
+      <w:pPr>
+        <w:rPr>
+          <w:rFonts w:ascii="Times New Roman" w:hAnsi="Times New Roman" w:cs="Times New Roman"/>
+          <w:sz w:val="28"/>
+          <w:szCs w:val="28"/>
+        </w:rPr>
+      </w:pPr>
+      <w:r>
+        <w:rPr>
+          <w:rFonts w:ascii="Times New Roman" w:hAnsi="Times New Roman" w:cs="Times New Roman"/>
+          <w:sz w:val="28"/>
+          <w:szCs w:val="28"/>
+        </w:rPr>
+        <w:t>Реестр входных информационных потоков</w:t>
+      </w:r>
+    </w:p>
+    <w:p>
+      <w:pPr>
+        <w:rPr>
+          <w:rFonts w:ascii="Times New Roman" w:hAnsi="Times New Roman" w:cs="Times New Roman"/>
+          <w:sz w:val="28"/>
+          <w:szCs w:val="28"/>
+        </w:rPr>
+      </w:pPr>
+      <w:r>
+        <w:rPr>
           <w:noProof/>
-          <w:sz w:val="28"/>
-          <w:szCs w:val="28"/>
           <w:lang w:eastAsia="ru-RU"/>
         </w:rPr>
         <w:drawing>
-          <wp:inline distT="0" distB="0" distL="0" distR="0" wp14:anchorId="22DD3C0D" wp14:editId="246155EB">
-            <wp:extent cx="5940425" cy="2482215"/>
+          <wp:inline distT="0" distB="0" distL="0" distR="0" wp14:anchorId="6170FECF" wp14:editId="46158DCB">
+            <wp:extent cx="5940425" cy="445135"/>
             <wp:effectExtent l="0" t="0" r="3175" b="0"/>
-            <wp:docPr id="3" name="Рисунок 3"/>
+            <wp:docPr id="1" name="Рисунок 1"/>
             <wp:cNvGraphicFramePr>
               <a:graphicFrameLocks xmlns:a="http://schemas.openxmlformats.org/drawingml/2006/main" noChangeAspect="1"/>
             </wp:cNvGraphicFramePr>
@@ -1820,7 +2043,7 @@
                   <pic:spPr>
                     <a:xfrm>
                       <a:off x="0" y="0"/>
-                      <a:ext cx="5940425" cy="2482215"/>
+                      <a:ext cx="5940425" cy="445135"/>
                     </a:xfrm>
                     <a:prstGeom prst="rect">
                       <a:avLst/>
@@ -1847,47 +2070,27 @@
           <w:sz w:val="28"/>
           <w:szCs w:val="28"/>
         </w:rPr>
-        <w:t>7.Описание входных и выходных информационных потоков</w:t>
-      </w:r>
-    </w:p>
-    <w:p>
-      <w:pPr>
-        <w:rPr>
-          <w:rFonts w:ascii="Times New Roman" w:hAnsi="Times New Roman" w:cs="Times New Roman"/>
-          <w:sz w:val="28"/>
-          <w:szCs w:val="28"/>
-        </w:rPr>
-      </w:pPr>
-      <w:r>
-        <w:rPr>
-          <w:rFonts w:ascii="Times New Roman" w:hAnsi="Times New Roman" w:cs="Times New Roman"/>
-          <w:sz w:val="28"/>
-          <w:szCs w:val="28"/>
-        </w:rPr>
-        <w:t>Реестр входных информационных потоков</w:t>
-      </w:r>
-    </w:p>
-    <w:p>
-      <w:pPr>
-        <w:rPr>
-          <w:rFonts w:ascii="Times New Roman" w:hAnsi="Times New Roman" w:cs="Times New Roman"/>
-          <w:sz w:val="28"/>
-          <w:szCs w:val="28"/>
-        </w:rPr>
-      </w:pPr>
-      <w:r>
-        <w:rPr>
-          <w:rFonts w:ascii="Times New Roman" w:hAnsi="Times New Roman" w:cs="Times New Roman"/>
+        <w:t>Реестр выходных информационных потоков</w:t>
+      </w:r>
+    </w:p>
+    <w:p>
+      <w:pPr>
+        <w:rPr>
+          <w:rFonts w:ascii="Times New Roman" w:hAnsi="Times New Roman" w:cs="Times New Roman"/>
+          <w:sz w:val="28"/>
+          <w:szCs w:val="28"/>
+        </w:rPr>
+      </w:pPr>
+      <w:r>
+        <w:rPr>
           <w:noProof/>
-          <w:sz w:val="28"/>
-          <w:szCs w:val="28"/>
           <w:lang w:eastAsia="ru-RU"/>
         </w:rPr>
         <w:drawing>
-          <wp:inline distT="0" distB="0" distL="0" distR="0" wp14:anchorId="119E78EE" wp14:editId="3E515523">
-            <wp:extent cx="5940425" cy="478790"/>
-            <wp:effectExtent l="0" t="0" r="3175" b="0"/>
-            <wp:docPr id="1" name="Рисунок 1"/>
+          <wp:inline distT="0" distB="0" distL="0" distR="0" wp14:anchorId="6F339CA7" wp14:editId="5181774F">
+            <wp:extent cx="5940425" cy="281940"/>
+            <wp:effectExtent l="0" t="0" r="3175" b="3810"/>
+            <wp:docPr id="11" name="Рисунок 11"/>
             <wp:cNvGraphicFramePr>
               <a:graphicFrameLocks xmlns:a="http://schemas.openxmlformats.org/drawingml/2006/main" noChangeAspect="1"/>
             </wp:cNvGraphicFramePr>
@@ -1907,7 +2110,7 @@
                   <pic:spPr>
                     <a:xfrm>
                       <a:off x="0" y="0"/>
-                      <a:ext cx="5940425" cy="478790"/>
+                      <a:ext cx="5940425" cy="281940"/>
                     </a:xfrm>
                     <a:prstGeom prst="rect">
                       <a:avLst/>
@@ -1934,85 +2137,6 @@
           <w:sz w:val="28"/>
           <w:szCs w:val="28"/>
         </w:rPr>
-        <w:t>Реестр выходных информационных потоков</w:t>
-      </w:r>
-    </w:p>
-    <w:p>
-      <w:pPr>
-        <w:rPr>
-          <w:rFonts w:ascii="Times New Roman" w:hAnsi="Times New Roman" w:cs="Times New Roman"/>
-          <w:sz w:val="28"/>
-          <w:szCs w:val="28"/>
-        </w:rPr>
-      </w:pPr>
-      <w:r>
-        <w:rPr>
-          <w:rFonts w:ascii="Times New Roman" w:hAnsi="Times New Roman" w:cs="Times New Roman"/>
-          <w:noProof/>
-          <w:sz w:val="28"/>
-          <w:szCs w:val="28"/>
-          <w:lang w:eastAsia="ru-RU"/>
-        </w:rPr>
-        <w:drawing>
-          <wp:inline distT="0" distB="0" distL="0" distR="0" wp14:anchorId="33D1051C" wp14:editId="419CC5CD">
-            <wp:extent cx="5940425" cy="523875"/>
-            <wp:effectExtent l="0" t="0" r="3175" b="9525"/>
-            <wp:docPr id="5" name="Рисунок 5"/>
-            <wp:cNvGraphicFramePr>
-              <a:graphicFrameLocks xmlns:a="http://schemas.openxmlformats.org/drawingml/2006/main" noChangeAspect="1"/>
-            </wp:cNvGraphicFramePr>
-            <a:graphic xmlns:a="http://schemas.openxmlformats.org/drawingml/2006/main">
-              <a:graphicData uri="http://schemas.openxmlformats.org/drawingml/2006/picture">
-                <pic:pic xmlns:pic="http://schemas.openxmlformats.org/drawingml/2006/picture">
-                  <pic:nvPicPr>
-                    <pic:cNvPr id="1" name=""/>
-                    <pic:cNvPicPr/>
-                  </pic:nvPicPr>
-                  <pic:blipFill>
-                    <a:blip r:embed="rId11"/>
-                    <a:stretch>
-                      <a:fillRect/>
-                    </a:stretch>
-                  </pic:blipFill>
-                  <pic:spPr>
-                    <a:xfrm>
-                      <a:off x="0" y="0"/>
-                      <a:ext cx="5940425" cy="523875"/>
-                    </a:xfrm>
-                    <a:prstGeom prst="rect">
-                      <a:avLst/>
-                    </a:prstGeom>
-                  </pic:spPr>
-                </pic:pic>
-              </a:graphicData>
-            </a:graphic>
-          </wp:inline>
-        </w:drawing>
-      </w:r>
-    </w:p>
-    <w:p>
-      <w:pPr>
-        <w:rPr>
-          <w:rFonts w:ascii="Times New Roman" w:hAnsi="Times New Roman" w:cs="Times New Roman"/>
-          <w:sz w:val="28"/>
-          <w:szCs w:val="28"/>
-        </w:rPr>
-      </w:pPr>
-    </w:p>
-    <w:p>
-      <w:pPr>
-        <w:rPr>
-          <w:rFonts w:ascii="Times New Roman" w:hAnsi="Times New Roman" w:cs="Times New Roman"/>
-          <w:sz w:val="28"/>
-          <w:szCs w:val="28"/>
-        </w:rPr>
-      </w:pPr>
-      <w:r>
-        <w:rPr>
-          <w:rFonts w:ascii="Times New Roman" w:hAnsi="Times New Roman" w:cs="Times New Roman"/>
-          <w:sz w:val="28"/>
-          <w:szCs w:val="28"/>
-        </w:rPr>
         <w:t>8.Правила обработки информации и возможные ограничения</w:t>
       </w:r>
     </w:p>
@@ -2035,7 +2159,15 @@
           <w:sz w:val="28"/>
           <w:szCs w:val="28"/>
         </w:rPr>
-        <w:t>Данные клиента являются уникальными в базе</w:t>
+        <w:t>Данные кли</w:t>
+      </w:r>
+      <w:r>
+        <w:rPr>
+          <w:rFonts w:ascii="Times New Roman" w:hAnsi="Times New Roman" w:cs="Times New Roman"/>
+          <w:sz w:val="28"/>
+          <w:szCs w:val="28"/>
+        </w:rPr>
+        <w:t>ента являются уникальными в БД</w:t>
       </w:r>
     </w:p>
     <w:p>
@@ -2162,29 +2294,7 @@
           <w:sz w:val="28"/>
           <w:szCs w:val="28"/>
         </w:rPr>
-        <w:t>Регламент магазина</w:t>
-      </w:r>
-    </w:p>
-    <w:p>
-      <w:pPr>
-        <w:pStyle w:val="a6"/>
-        <w:numPr>
-          <w:ilvl w:val="0"/>
-          <w:numId w:val="2"/>
-        </w:numPr>
-        <w:rPr>
-          <w:rFonts w:ascii="Times New Roman" w:hAnsi="Times New Roman" w:cs="Times New Roman"/>
-          <w:sz w:val="28"/>
-          <w:szCs w:val="28"/>
-        </w:rPr>
-      </w:pPr>
-      <w:r>
-        <w:rPr>
-          <w:rFonts w:ascii="Times New Roman" w:hAnsi="Times New Roman" w:cs="Times New Roman"/>
-          <w:sz w:val="28"/>
-          <w:szCs w:val="28"/>
-        </w:rPr>
-        <w:t>Документ о регистрации предпринимательской деятельности или регистрации юридического лица</w:t>
+        <w:t>Меню кофейни</w:t>
       </w:r>
     </w:p>
     <w:p>
@@ -2218,42 +2328,66 @@
           <w:sz w:val="28"/>
           <w:szCs w:val="28"/>
         </w:rPr>
+        <w:t xml:space="preserve">При продаже товаров в кофейне сотрудники вручную вводят информацию о товарах, клиентах и заказах, используя бумажные журналы или простые электронные таблицы. Кассир вручную записывает выбранные товары, их количество и стоимость, а также фиксирует данные о клиентах и </w:t>
+      </w:r>
+      <w:r>
+        <w:rPr>
+          <w:rFonts w:ascii="Times New Roman" w:hAnsi="Times New Roman" w:cs="Times New Roman"/>
+          <w:sz w:val="28"/>
+          <w:szCs w:val="28"/>
+        </w:rPr>
         <w:lastRenderedPageBreak/>
-        <w:t>При продаже книг кассир вручную выписывает чек, фиксируя проданные товары и их количество. Для учета остатков на складе сотрудники периодически проводят инвентаризацию, сверяя фактические данные с записями в журнале. Также персонал обрабатывает запросы клиентов на поиск конкретных книг, просматривая записи вручную.</w:t>
-      </w:r>
-    </w:p>
-    <w:p>
-      <w:pPr>
-        <w:rPr>
-          <w:rFonts w:ascii="Times New Roman" w:hAnsi="Times New Roman" w:cs="Times New Roman"/>
-          <w:sz w:val="28"/>
-          <w:szCs w:val="28"/>
-        </w:rPr>
-      </w:pPr>
-      <w:r>
-        <w:rPr>
-          <w:rFonts w:ascii="Times New Roman" w:hAnsi="Times New Roman" w:cs="Times New Roman"/>
-          <w:sz w:val="28"/>
-          <w:szCs w:val="28"/>
-        </w:rPr>
-        <w:t xml:space="preserve">Эти приводит к ряду недостатков. Во-первых, ручной ввод данных занимает много времени и часто сопровождается ошибками, например, при неправильном указании количества книг или их названий. Во-вторых, поиск информации о наличии книг на складе или в зале занимает много времени, что снижает качество обслуживания клиентов. В-третьих, из-за отсутствия автоматизированного учета возникают сложности с оперативным отслеживанием остатков, что может привести к недостатку популярных книг на полках или избытку невостребованных изданий. </w:t>
-      </w:r>
-    </w:p>
-    <w:p>
-      <w:pPr>
-        <w:rPr>
-          <w:rFonts w:ascii="Times New Roman" w:hAnsi="Times New Roman" w:cs="Times New Roman"/>
-          <w:sz w:val="28"/>
-          <w:szCs w:val="28"/>
-        </w:rPr>
-      </w:pPr>
-      <w:r>
-        <w:rPr>
-          <w:rFonts w:ascii="Times New Roman" w:hAnsi="Times New Roman" w:cs="Times New Roman"/>
-          <w:sz w:val="28"/>
-          <w:szCs w:val="28"/>
-        </w:rPr>
-        <w:t>Эти недостатки снижают эффективность работы книжного магазина, увеличивают временные затраты на выполнение задач и негативно влияют на удовлетворенность клиентов. Для устранения этих проблем необходимо создать специальное программное обеспечение, которое автоматизирует ключевые процессы. Программа позволит автоматически регистрировать поступление и продажу книг, оперативно отслеживать остатки на складе, быстро находить нужные издания по запросам клиентов и формировать отчеты по продажам и запасам.</w:t>
+        <w:t>сотрудниках. Для учета остатков товара периодически проводится сверка фактического количества с записями в журналах. Эти ручные операции занимают значительное время и требуют высок</w:t>
+      </w:r>
+      <w:r>
+        <w:rPr>
+          <w:rFonts w:ascii="Times New Roman" w:hAnsi="Times New Roman" w:cs="Times New Roman"/>
+          <w:sz w:val="28"/>
+          <w:szCs w:val="28"/>
+        </w:rPr>
+        <w:t>ой внимательности от персонала.</w:t>
+      </w:r>
+    </w:p>
+    <w:p>
+      <w:pPr>
+        <w:rPr>
+          <w:rFonts w:ascii="Times New Roman" w:hAnsi="Times New Roman" w:cs="Times New Roman"/>
+          <w:sz w:val="28"/>
+          <w:szCs w:val="28"/>
+        </w:rPr>
+      </w:pPr>
+      <w:r>
+        <w:rPr>
+          <w:rFonts w:ascii="Times New Roman" w:hAnsi="Times New Roman" w:cs="Times New Roman"/>
+          <w:sz w:val="28"/>
+          <w:szCs w:val="28"/>
+        </w:rPr>
+        <w:t>Такой подход приводит к ряду недостатков. Во-первых, ручной ввод данных занимает много времени, что замедляет процесс обслуживания клиентов и увеличивает время ожидания. Во-вторых, при ручном вводе часто возникают ошибки, такие как неправильное указание количества товара или ошибочное внесение информации о клиенте, что может привести к проблемам с учетом и обслуживанием. В-третьих, отсутствие автоматизированного учета затрудняет оперативное отслеживание остатков товара, что может привести к недостатку популярных позиций или избытку невостребованных. Кроме того, поиск информации о клиентах, сотрудниках или товарах в ручных записях занимает много времени, что снижает качество обслуживания и ув</w:t>
+      </w:r>
+      <w:r>
+        <w:rPr>
+          <w:rFonts w:ascii="Times New Roman" w:hAnsi="Times New Roman" w:cs="Times New Roman"/>
+          <w:sz w:val="28"/>
+          <w:szCs w:val="28"/>
+        </w:rPr>
+        <w:t>еличивает нагрузку на персонал.</w:t>
+      </w:r>
+    </w:p>
+    <w:p>
+      <w:pPr>
+        <w:rPr>
+          <w:rFonts w:ascii="Times New Roman" w:hAnsi="Times New Roman" w:cs="Times New Roman"/>
+          <w:sz w:val="28"/>
+          <w:szCs w:val="28"/>
+        </w:rPr>
+      </w:pPr>
+      <w:r>
+        <w:rPr>
+          <w:rFonts w:ascii="Times New Roman" w:hAnsi="Times New Roman" w:cs="Times New Roman"/>
+          <w:sz w:val="28"/>
+          <w:szCs w:val="28"/>
+        </w:rPr>
+        <w:t>Эти недостатки снижают эффективность работы кофейни, увеличивают временные затраты на выполнение задач и негативно влияют на удовлетворенность клиентов. Для устранения этих проблем необходимо создать специальное программное обеспечение, которое автоматизирует ключевые процессы. Программа позволит автоматически регистрировать поступление и продажу товаров, оперативно отслеживать остатки, быстро находить нужную информацию по запросам клиентов и формировать отчеты по продажам и запасам. Это повысит эффективность работы кофейни, сократит время обслуживания клиентов и улучшит общее качество управления бизнес-процессами.</w:t>
       </w:r>
     </w:p>
     <w:sectPr>
@@ -2382,6 +2516,155 @@
     </w:lvl>
   </w:abstractNum>
   <w:abstractNum w:abstractNumId="1" w15:restartNumberingAfterBreak="0">
+    <w:nsid w:val="3B1848A5"/>
+    <w:multiLevelType w:val="multilevel"/>
+    <w:tmpl w:val="5B1E1E4E"/>
+    <w:lvl w:ilvl="0">
+      <w:start w:val="1"/>
+      <w:numFmt w:val="bullet"/>
+      <w:lvlText w:val=""/>
+      <w:lvlJc w:val="left"/>
+      <w:pPr>
+        <w:tabs>
+          <w:tab w:val="num" w:pos="720"/>
+        </w:tabs>
+        <w:ind w:left="720" w:hanging="360"/>
+      </w:pPr>
+      <w:rPr>
+        <w:rFonts w:ascii="Symbol" w:hAnsi="Symbol" w:hint="default"/>
+        <w:sz w:val="20"/>
+      </w:rPr>
+    </w:lvl>
+    <w:lvl w:ilvl="1" w:tentative="1">
+      <w:start w:val="1"/>
+      <w:numFmt w:val="bullet"/>
+      <w:lvlText w:val="o"/>
+      <w:lvlJc w:val="left"/>
+      <w:pPr>
+        <w:tabs>
+          <w:tab w:val="num" w:pos="1440"/>
+        </w:tabs>
+        <w:ind w:left="1440" w:hanging="360"/>
+      </w:pPr>
+      <w:rPr>
+        <w:rFonts w:ascii="Courier New" w:hAnsi="Courier New" w:hint="default"/>
+        <w:sz w:val="20"/>
+      </w:rPr>
+    </w:lvl>
+    <w:lvl w:ilvl="2" w:tentative="1">
+      <w:start w:val="1"/>
+      <w:numFmt w:val="bullet"/>
+      <w:lvlText w:val=""/>
+      <w:lvlJc w:val="left"/>
+      <w:pPr>
+        <w:tabs>
+          <w:tab w:val="num" w:pos="2160"/>
+        </w:tabs>
+        <w:ind w:left="2160" w:hanging="360"/>
+      </w:pPr>
+      <w:rPr>
+        <w:rFonts w:ascii="Wingdings" w:hAnsi="Wingdings" w:hint="default"/>
+        <w:sz w:val="20"/>
+      </w:rPr>
+    </w:lvl>
+    <w:lvl w:ilvl="3" w:tentative="1">
+      <w:start w:val="1"/>
+      <w:numFmt w:val="bullet"/>
+      <w:lvlText w:val=""/>
+      <w:lvlJc w:val="left"/>
+      <w:pPr>
+        <w:tabs>
+          <w:tab w:val="num" w:pos="2880"/>
+        </w:tabs>
+        <w:ind w:left="2880" w:hanging="360"/>
+      </w:pPr>
+      <w:rPr>
+        <w:rFonts w:ascii="Wingdings" w:hAnsi="Wingdings" w:hint="default"/>
+        <w:sz w:val="20"/>
+      </w:rPr>
+    </w:lvl>
+    <w:lvl w:ilvl="4" w:tentative="1">
+      <w:start w:val="1"/>
+      <w:numFmt w:val="bullet"/>
+      <w:lvlText w:val=""/>
+      <w:lvlJc w:val="left"/>
+      <w:pPr>
+        <w:tabs>
+          <w:tab w:val="num" w:pos="3600"/>
+        </w:tabs>
+        <w:ind w:left="3600" w:hanging="360"/>
+      </w:pPr>
+      <w:rPr>
+        <w:rFonts w:ascii="Wingdings" w:hAnsi="Wingdings" w:hint="default"/>
+        <w:sz w:val="20"/>
+      </w:rPr>
+    </w:lvl>
+    <w:lvl w:ilvl="5" w:tentative="1">
+      <w:start w:val="1"/>
+      <w:numFmt w:val="bullet"/>
+      <w:lvlText w:val=""/>
+      <w:lvlJc w:val="left"/>
+      <w:pPr>
+        <w:tabs>
+          <w:tab w:val="num" w:pos="4320"/>
+        </w:tabs>
+        <w:ind w:left="4320" w:hanging="360"/>
+      </w:pPr>
+      <w:rPr>
+        <w:rFonts w:ascii="Wingdings" w:hAnsi="Wingdings" w:hint="default"/>
+        <w:sz w:val="20"/>
+      </w:rPr>
+    </w:lvl>
+    <w:lvl w:ilvl="6" w:tentative="1">
+      <w:start w:val="1"/>
+      <w:numFmt w:val="bullet"/>
+      <w:lvlText w:val=""/>
+      <w:lvlJc w:val="left"/>
+      <w:pPr>
+        <w:tabs>
+          <w:tab w:val="num" w:pos="5040"/>
+        </w:tabs>
+        <w:ind w:left="5040" w:hanging="360"/>
+      </w:pPr>
+      <w:rPr>
+        <w:rFonts w:ascii="Wingdings" w:hAnsi="Wingdings" w:hint="default"/>
+        <w:sz w:val="20"/>
+      </w:rPr>
+    </w:lvl>
+    <w:lvl w:ilvl="7" w:tentative="1">
+      <w:start w:val="1"/>
+      <w:numFmt w:val="bullet"/>
+      <w:lvlText w:val=""/>
+      <w:lvlJc w:val="left"/>
+      <w:pPr>
+        <w:tabs>
+          <w:tab w:val="num" w:pos="5760"/>
+        </w:tabs>
+        <w:ind w:left="5760" w:hanging="360"/>
+      </w:pPr>
+      <w:rPr>
+        <w:rFonts w:ascii="Wingdings" w:hAnsi="Wingdings" w:hint="default"/>
+        <w:sz w:val="20"/>
+      </w:rPr>
+    </w:lvl>
+    <w:lvl w:ilvl="8" w:tentative="1">
+      <w:start w:val="1"/>
+      <w:numFmt w:val="bullet"/>
+      <w:lvlText w:val=""/>
+      <w:lvlJc w:val="left"/>
+      <w:pPr>
+        <w:tabs>
+          <w:tab w:val="num" w:pos="6480"/>
+        </w:tabs>
+        <w:ind w:left="6480" w:hanging="360"/>
+      </w:pPr>
+      <w:rPr>
+        <w:rFonts w:ascii="Wingdings" w:hAnsi="Wingdings" w:hint="default"/>
+        <w:sz w:val="20"/>
+      </w:rPr>
+    </w:lvl>
+  </w:abstractNum>
+  <w:abstractNum w:abstractNumId="2" w15:restartNumberingAfterBreak="0">
     <w:nsid w:val="571E6EAC"/>
     <w:multiLevelType w:val="hybridMultilevel"/>
     <w:tmpl w:val="FF424556"/>
@@ -2494,7 +2777,7 @@
       </w:rPr>
     </w:lvl>
   </w:abstractNum>
-  <w:abstractNum w:abstractNumId="2" w15:restartNumberingAfterBreak="0">
+  <w:abstractNum w:abstractNumId="3" w15:restartNumberingAfterBreak="0">
     <w:nsid w:val="68D33BD1"/>
     <w:multiLevelType w:val="hybridMultilevel"/>
     <w:tmpl w:val="199E47C8"/>
@@ -2608,12 +2891,15 @@
     </w:lvl>
   </w:abstractNum>
   <w:num w:numId="1">
-    <w:abstractNumId w:val="2"/>
+    <w:abstractNumId w:val="3"/>
   </w:num>
   <w:num w:numId="2">
     <w:abstractNumId w:val="0"/>
   </w:num>
   <w:num w:numId="3">
+    <w:abstractNumId w:val="2"/>
+  </w:num>
+  <w:num w:numId="4">
     <w:abstractNumId w:val="1"/>
   </w:num>
 </w:numbering>
@@ -3120,6 +3406,22 @@
       <w:contextualSpacing/>
     </w:pPr>
   </w:style>
+  <w:style w:type="paragraph" w:styleId="a7">
+    <w:name w:val="Normal (Web)"/>
+    <w:basedOn w:val="a"/>
+    <w:uiPriority w:val="99"/>
+    <w:unhideWhenUsed/>
+    <w:rsid w:val="008A7DED"/>
+    <w:pPr>
+      <w:spacing w:before="100" w:beforeAutospacing="1" w:after="100" w:afterAutospacing="1" w:line="240" w:lineRule="auto"/>
+    </w:pPr>
+    <w:rPr>
+      <w:rFonts w:ascii="Times New Roman" w:eastAsia="Times New Roman" w:hAnsi="Times New Roman" w:cs="Times New Roman"/>
+      <w:sz w:val="24"/>
+      <w:szCs w:val="24"/>
+      <w:lang w:eastAsia="ru-RU"/>
+    </w:rPr>
+  </w:style>
 </w:styles>
 </file>
 
@@ -3423,7 +3725,7 @@
 </file>
 
 <file path=customXml/itemProps1.xml><?xml version="1.0" encoding="utf-8"?>
-<ds:datastoreItem xmlns:ds="http://schemas.openxmlformats.org/officeDocument/2006/customXml" ds:itemID="{21D8B8B1-47CE-413B-9EEF-35883BD4DCEC}">
+<ds:datastoreItem xmlns:ds="http://schemas.openxmlformats.org/officeDocument/2006/customXml" ds:itemID="{A05A28E4-43DB-4F3B-8684-AA8596F2BAC3}">
   <ds:schemaRefs>
     <ds:schemaRef ds:uri="http://schemas.openxmlformats.org/officeDocument/2006/bibliography"/>
   </ds:schemaRefs>

--- a/6 sem/ТППО/лаб1.docx
+++ b/6 sem/ТППО/лаб1.docx
@@ -1313,8 +1313,6 @@
         </w:rPr>
         <w:t>Также имеется программа лояльности для клиентов.</w:t>
       </w:r>
-      <w:bookmarkStart w:id="0" w:name="_GoBack"/>
-      <w:bookmarkEnd w:id="0"/>
     </w:p>
     <w:p>
       <w:pPr>
@@ -1388,7 +1386,7 @@
           <w:sz w:val="28"/>
           <w:szCs w:val="28"/>
         </w:rPr>
-        <w:t>продажи товара покупателю</w:t>
+        <w:t>продажи товара клиенту</w:t>
       </w:r>
       <w:r>
         <w:rPr>
@@ -1498,7 +1496,7 @@
           <w:sz w:val="28"/>
           <w:szCs w:val="28"/>
         </w:rPr>
-        <w:t>Покупатель</w:t>
+        <w:t>Клиент</w:t>
       </w:r>
       <w:r>
         <w:rPr>
@@ -1507,18 +1505,17 @@
           <w:sz w:val="28"/>
           <w:szCs w:val="28"/>
         </w:rPr>
-        <w:t>: обращается с запросом на покупку и предоставляет личные данные.</w:t>
-      </w:r>
-    </w:p>
-    <w:p>
-      <w:pPr>
+        <w:t xml:space="preserve">: </w:t>
+      </w:r>
+      <w:r>
         <w:rPr>
           <w:rFonts w:ascii="Times New Roman" w:hAnsi="Times New Roman" w:cs="Times New Roman"/>
           <w:iCs/>
           <w:sz w:val="28"/>
           <w:szCs w:val="28"/>
         </w:rPr>
-      </w:pPr>
+        <w:t>обращается с запросом на покупку</w:t>
+      </w:r>
       <w:r>
         <w:rPr>
           <w:rFonts w:ascii="Times New Roman" w:hAnsi="Times New Roman" w:cs="Times New Roman"/>
@@ -1526,27 +1523,27 @@
           <w:sz w:val="28"/>
           <w:szCs w:val="28"/>
         </w:rPr>
-        <w:t>Продавец</w:t>
-      </w:r>
-      <w:r>
+        <w:t>.</w:t>
+      </w:r>
+    </w:p>
+    <w:p>
+      <w:pPr>
         <w:rPr>
           <w:rFonts w:ascii="Times New Roman" w:hAnsi="Times New Roman" w:cs="Times New Roman"/>
           <w:iCs/>
           <w:sz w:val="28"/>
           <w:szCs w:val="28"/>
         </w:rPr>
-        <w:t>: оформляет продажу с учетом информации о покупателе.</w:t>
-      </w:r>
-    </w:p>
-    <w:p>
-      <w:pPr>
+      </w:pPr>
+      <w:r>
         <w:rPr>
           <w:rFonts w:ascii="Times New Roman" w:hAnsi="Times New Roman" w:cs="Times New Roman"/>
           <w:iCs/>
           <w:sz w:val="28"/>
           <w:szCs w:val="28"/>
         </w:rPr>
-      </w:pPr>
+        <w:t>Сотрудник</w:t>
+      </w:r>
       <w:r>
         <w:rPr>
           <w:rFonts w:ascii="Times New Roman" w:hAnsi="Times New Roman" w:cs="Times New Roman"/>
@@ -1554,6 +1551,43 @@
           <w:sz w:val="28"/>
           <w:szCs w:val="28"/>
         </w:rPr>
+        <w:t xml:space="preserve">: оформляет продажу с учетом информации о </w:t>
+      </w:r>
+      <w:r>
+        <w:rPr>
+          <w:rFonts w:ascii="Times New Roman" w:hAnsi="Times New Roman" w:cs="Times New Roman"/>
+          <w:iCs/>
+          <w:sz w:val="28"/>
+          <w:szCs w:val="28"/>
+        </w:rPr>
+        <w:t>клиенте</w:t>
+      </w:r>
+      <w:r>
+        <w:rPr>
+          <w:rFonts w:ascii="Times New Roman" w:hAnsi="Times New Roman" w:cs="Times New Roman"/>
+          <w:iCs/>
+          <w:sz w:val="28"/>
+          <w:szCs w:val="28"/>
+        </w:rPr>
+        <w:t>.</w:t>
+      </w:r>
+    </w:p>
+    <w:p>
+      <w:pPr>
+        <w:rPr>
+          <w:rFonts w:ascii="Times New Roman" w:hAnsi="Times New Roman" w:cs="Times New Roman"/>
+          <w:iCs/>
+          <w:sz w:val="28"/>
+          <w:szCs w:val="28"/>
+        </w:rPr>
+      </w:pPr>
+      <w:r>
+        <w:rPr>
+          <w:rFonts w:ascii="Times New Roman" w:hAnsi="Times New Roman" w:cs="Times New Roman"/>
+          <w:iCs/>
+          <w:sz w:val="28"/>
+          <w:szCs w:val="28"/>
+        </w:rPr>
         <w:t>3. Входная и выходная информация, структурная схема типа “черный ящик”</w:t>
       </w:r>
     </w:p>
@@ -1561,41 +1595,23 @@
       <w:pPr>
         <w:rPr>
           <w:rFonts w:ascii="Times New Roman" w:hAnsi="Times New Roman" w:cs="Times New Roman"/>
-          <w:iCs/>
-          <w:sz w:val="28"/>
-          <w:szCs w:val="28"/>
-        </w:rPr>
-      </w:pPr>
-    </w:p>
-    <w:p>
-      <w:pPr>
-        <w:rPr>
-          <w:rFonts w:ascii="Times New Roman" w:hAnsi="Times New Roman" w:cs="Times New Roman"/>
-          <w:iCs/>
-          <w:sz w:val="28"/>
-          <w:szCs w:val="28"/>
-        </w:rPr>
-      </w:pPr>
-    </w:p>
-    <w:p>
-      <w:pPr>
-        <w:rPr>
-          <w:rFonts w:ascii="Times New Roman" w:hAnsi="Times New Roman" w:cs="Times New Roman"/>
-          <w:sz w:val="28"/>
-          <w:szCs w:val="28"/>
-        </w:rPr>
-      </w:pPr>
-      <w:r>
-        <w:rPr>
+          <w:sz w:val="28"/>
+          <w:szCs w:val="28"/>
+        </w:rPr>
+      </w:pPr>
+      <w:r>
+        <w:rPr>
+          <w:rFonts w:ascii="Times New Roman" w:hAnsi="Times New Roman" w:cs="Times New Roman"/>
           <w:noProof/>
+          <w:sz w:val="28"/>
+          <w:szCs w:val="28"/>
           <w:lang w:eastAsia="ru-RU"/>
         </w:rPr>
-        <w:lastRenderedPageBreak/>
         <w:drawing>
-          <wp:inline distT="0" distB="0" distL="0" distR="0" wp14:anchorId="28689A4B" wp14:editId="5865D685">
-            <wp:extent cx="5940425" cy="3407410"/>
-            <wp:effectExtent l="0" t="0" r="3175" b="2540"/>
-            <wp:docPr id="4" name="Рисунок 4"/>
+          <wp:inline distT="0" distB="0" distL="0" distR="0" wp14:anchorId="1CAEA55D" wp14:editId="2CFACFFD">
+            <wp:extent cx="4821555" cy="2771140"/>
+            <wp:effectExtent l="0" t="0" r="0" b="0"/>
+            <wp:docPr id="2" name="Рисунок 2"/>
             <wp:cNvGraphicFramePr>
               <a:graphicFrameLocks xmlns:a="http://schemas.openxmlformats.org/drawingml/2006/main" noChangeAspect="1"/>
             </wp:cNvGraphicFramePr>
@@ -1603,23 +1619,36 @@
               <a:graphicData uri="http://schemas.openxmlformats.org/drawingml/2006/picture">
                 <pic:pic xmlns:pic="http://schemas.openxmlformats.org/drawingml/2006/picture">
                   <pic:nvPicPr>
-                    <pic:cNvPr id="1" name=""/>
-                    <pic:cNvPicPr/>
+                    <pic:cNvPr id="0" name="Picture 1"/>
+                    <pic:cNvPicPr>
+                      <a:picLocks noChangeAspect="1" noChangeArrowheads="1"/>
+                    </pic:cNvPicPr>
                   </pic:nvPicPr>
                   <pic:blipFill>
-                    <a:blip r:embed="rId6"/>
+                    <a:blip r:embed="rId6">
+                      <a:extLst>
+                        <a:ext uri="{28A0092B-C50C-407E-A947-70E740481C1C}">
+                          <a14:useLocalDpi xmlns:a14="http://schemas.microsoft.com/office/drawing/2010/main" val="0"/>
+                        </a:ext>
+                      </a:extLst>
+                    </a:blip>
+                    <a:srcRect/>
                     <a:stretch>
                       <a:fillRect/>
                     </a:stretch>
                   </pic:blipFill>
-                  <pic:spPr>
+                  <pic:spPr bwMode="auto">
                     <a:xfrm>
                       <a:off x="0" y="0"/>
-                      <a:ext cx="5940425" cy="3407410"/>
+                      <a:ext cx="4821555" cy="2771140"/>
                     </a:xfrm>
                     <a:prstGeom prst="rect">
                       <a:avLst/>
                     </a:prstGeom>
+                    <a:noFill/>
+                    <a:ln>
+                      <a:noFill/>
+                    </a:ln>
                   </pic:spPr>
                 </pic:pic>
               </a:graphicData>
@@ -1664,15 +1693,15 @@
       </w:pPr>
       <w:r>
         <w:rPr>
-          <w:rFonts w:ascii="Times New Roman" w:hAnsi="Times New Roman" w:cs="Times New Roman"/>
-          <w:sz w:val="28"/>
-          <w:szCs w:val="28"/>
-        </w:rPr>
+          <w:noProof/>
+          <w:lang w:eastAsia="ru-RU"/>
+        </w:rPr>
+        <w:lastRenderedPageBreak/>
         <w:drawing>
-          <wp:inline distT="0" distB="0" distL="0" distR="0" wp14:anchorId="4D734840" wp14:editId="711E6AC3">
-            <wp:extent cx="5940425" cy="2320925"/>
-            <wp:effectExtent l="0" t="0" r="3175" b="3175"/>
-            <wp:docPr id="9" name="Рисунок 9"/>
+          <wp:inline distT="0" distB="0" distL="0" distR="0" wp14:anchorId="5BA02F7E" wp14:editId="7C0EB752">
+            <wp:extent cx="5940425" cy="2764155"/>
+            <wp:effectExtent l="0" t="0" r="3175" b="0"/>
+            <wp:docPr id="4" name="Рисунок 4"/>
             <wp:cNvGraphicFramePr>
               <a:graphicFrameLocks xmlns:a="http://schemas.openxmlformats.org/drawingml/2006/main" noChangeAspect="1"/>
             </wp:cNvGraphicFramePr>
@@ -1692,7 +1721,7 @@
                   <pic:spPr>
                     <a:xfrm>
                       <a:off x="0" y="0"/>
-                      <a:ext cx="5940425" cy="2320925"/>
+                      <a:ext cx="5940425" cy="2764155"/>
                     </a:xfrm>
                     <a:prstGeom prst="rect">
                       <a:avLst/>
@@ -1752,21 +1781,23 @@
           <w:szCs w:val="28"/>
         </w:rPr>
       </w:pPr>
-      <w:r>
-        <w:rPr>
-          <w:rFonts w:ascii="Times New Roman" w:hAnsi="Times New Roman" w:cs="Times New Roman"/>
-          <w:sz w:val="28"/>
-          <w:szCs w:val="28"/>
-        </w:rPr>
-        <w:t xml:space="preserve">Задача ввода </w:t>
-      </w:r>
-      <w:r>
-        <w:rPr>
-          <w:rFonts w:ascii="Times New Roman" w:hAnsi="Times New Roman" w:cs="Times New Roman"/>
-          <w:sz w:val="28"/>
-          <w:szCs w:val="28"/>
-        </w:rPr>
-        <w:t>информации о товарах в кофейне</w:t>
+      <w:bookmarkStart w:id="0" w:name="_GoBack"/>
+      <w:bookmarkEnd w:id="0"/>
+      <w:r>
+        <w:rPr>
+          <w:rFonts w:ascii="Times New Roman" w:hAnsi="Times New Roman" w:cs="Times New Roman"/>
+          <w:sz w:val="28"/>
+          <w:szCs w:val="28"/>
+        </w:rPr>
+        <w:t xml:space="preserve">Задача формирования </w:t>
+      </w:r>
+      <w:r>
+        <w:rPr>
+          <w:rFonts w:ascii="Times New Roman" w:hAnsi="Times New Roman" w:cs="Times New Roman"/>
+          <w:sz w:val="28"/>
+          <w:szCs w:val="28"/>
+        </w:rPr>
+        <w:t>заказа</w:t>
       </w:r>
     </w:p>
     <w:p>
@@ -1788,7 +1819,15 @@
           <w:sz w:val="28"/>
           <w:szCs w:val="28"/>
         </w:rPr>
-        <w:t>Задача ввода данных о покупателе</w:t>
+        <w:t>Задача сохранения данных</w:t>
+      </w:r>
+      <w:r>
+        <w:rPr>
+          <w:rFonts w:ascii="Times New Roman" w:hAnsi="Times New Roman" w:cs="Times New Roman"/>
+          <w:sz w:val="28"/>
+          <w:szCs w:val="28"/>
+        </w:rPr>
+        <w:t xml:space="preserve"> о заказе в БД</w:t>
       </w:r>
     </w:p>
     <w:p>
@@ -1810,101 +1849,11 @@
           <w:sz w:val="28"/>
           <w:szCs w:val="28"/>
         </w:rPr>
-        <w:t xml:space="preserve">Задача формирования </w:t>
-      </w:r>
-      <w:r>
-        <w:rPr>
-          <w:rFonts w:ascii="Times New Roman" w:hAnsi="Times New Roman" w:cs="Times New Roman"/>
-          <w:sz w:val="28"/>
-          <w:szCs w:val="28"/>
-        </w:rPr>
-        <w:t>заказа</w:t>
-      </w:r>
-    </w:p>
-    <w:p>
-      <w:pPr>
-        <w:pStyle w:val="a6"/>
-        <w:numPr>
-          <w:ilvl w:val="0"/>
-          <w:numId w:val="1"/>
-        </w:numPr>
-        <w:rPr>
-          <w:rFonts w:ascii="Times New Roman" w:hAnsi="Times New Roman" w:cs="Times New Roman"/>
-          <w:sz w:val="28"/>
-          <w:szCs w:val="28"/>
-        </w:rPr>
-      </w:pPr>
-      <w:r>
-        <w:rPr>
-          <w:rFonts w:ascii="Times New Roman" w:hAnsi="Times New Roman" w:cs="Times New Roman"/>
-          <w:sz w:val="28"/>
-          <w:szCs w:val="28"/>
-        </w:rPr>
-        <w:t>Задача сохранения данных</w:t>
-      </w:r>
-      <w:r>
-        <w:rPr>
-          <w:rFonts w:ascii="Times New Roman" w:hAnsi="Times New Roman" w:cs="Times New Roman"/>
-          <w:sz w:val="28"/>
-          <w:szCs w:val="28"/>
-        </w:rPr>
-        <w:t xml:space="preserve"> о заказе в БД</w:t>
-      </w:r>
-    </w:p>
-    <w:p>
-      <w:pPr>
-        <w:pStyle w:val="a6"/>
-        <w:numPr>
-          <w:ilvl w:val="0"/>
-          <w:numId w:val="1"/>
-        </w:numPr>
-        <w:rPr>
-          <w:rFonts w:ascii="Times New Roman" w:hAnsi="Times New Roman" w:cs="Times New Roman"/>
-          <w:sz w:val="28"/>
-          <w:szCs w:val="28"/>
-        </w:rPr>
-      </w:pPr>
-      <w:r>
-        <w:rPr>
-          <w:rFonts w:ascii="Times New Roman" w:hAnsi="Times New Roman" w:cs="Times New Roman"/>
-          <w:sz w:val="28"/>
-          <w:szCs w:val="28"/>
-        </w:rPr>
         <w:t>Задача поддержания актуального количества товара</w:t>
       </w:r>
     </w:p>
     <w:p>
       <w:pPr>
-        <w:pStyle w:val="a6"/>
-        <w:numPr>
-          <w:ilvl w:val="0"/>
-          <w:numId w:val="1"/>
-        </w:numPr>
-        <w:rPr>
-          <w:rFonts w:ascii="Times New Roman" w:hAnsi="Times New Roman" w:cs="Times New Roman"/>
-          <w:sz w:val="28"/>
-          <w:szCs w:val="28"/>
-        </w:rPr>
-      </w:pPr>
-      <w:r>
-        <w:rPr>
-          <w:rFonts w:ascii="Times New Roman" w:hAnsi="Times New Roman" w:cs="Times New Roman"/>
-          <w:sz w:val="28"/>
-          <w:szCs w:val="28"/>
-        </w:rPr>
-        <w:t>За</w:t>
-      </w:r>
-      <w:r>
-        <w:rPr>
-          <w:rFonts w:ascii="Times New Roman" w:hAnsi="Times New Roman" w:cs="Times New Roman"/>
-          <w:sz w:val="28"/>
-          <w:szCs w:val="28"/>
-        </w:rPr>
-        <w:t>дача ввода данных о сотруднике</w:t>
-      </w:r>
-    </w:p>
-    <w:p>
-      <w:pPr>
         <w:rPr>
           <w:rFonts w:ascii="Times New Roman" w:hAnsi="Times New Roman" w:cs="Times New Roman"/>
           <w:sz w:val="28"/>
@@ -1926,20 +1875,21 @@
           <w:rFonts w:ascii="Times New Roman" w:hAnsi="Times New Roman" w:cs="Times New Roman"/>
           <w:sz w:val="28"/>
           <w:szCs w:val="28"/>
-          <w:lang w:val="en-US"/>
-        </w:rPr>
-      </w:pPr>
-      <w:r>
-        <w:rPr>
+        </w:rPr>
+      </w:pPr>
+      <w:r>
+        <w:rPr>
+          <w:rFonts w:ascii="Times New Roman" w:hAnsi="Times New Roman" w:cs="Times New Roman"/>
           <w:noProof/>
+          <w:sz w:val="28"/>
+          <w:szCs w:val="28"/>
           <w:lang w:eastAsia="ru-RU"/>
         </w:rPr>
-        <w:lastRenderedPageBreak/>
         <w:drawing>
-          <wp:inline distT="0" distB="0" distL="0" distR="0" wp14:anchorId="3CE056D9" wp14:editId="05708ED0">
-            <wp:extent cx="4543425" cy="3619500"/>
-            <wp:effectExtent l="0" t="0" r="9525" b="0"/>
-            <wp:docPr id="10" name="Рисунок 10"/>
+          <wp:inline distT="0" distB="0" distL="0" distR="0" wp14:anchorId="5379CD20" wp14:editId="60F391F8">
+            <wp:extent cx="3789045" cy="2202815"/>
+            <wp:effectExtent l="0" t="0" r="1905" b="6985"/>
+            <wp:docPr id="6" name="Рисунок 6"/>
             <wp:cNvGraphicFramePr>
               <a:graphicFrameLocks xmlns:a="http://schemas.openxmlformats.org/drawingml/2006/main" noChangeAspect="1"/>
             </wp:cNvGraphicFramePr>
@@ -1947,23 +1897,36 @@
               <a:graphicData uri="http://schemas.openxmlformats.org/drawingml/2006/picture">
                 <pic:pic xmlns:pic="http://schemas.openxmlformats.org/drawingml/2006/picture">
                   <pic:nvPicPr>
-                    <pic:cNvPr id="1" name=""/>
-                    <pic:cNvPicPr/>
+                    <pic:cNvPr id="0" name="Picture 2"/>
+                    <pic:cNvPicPr>
+                      <a:picLocks noChangeAspect="1" noChangeArrowheads="1"/>
+                    </pic:cNvPicPr>
                   </pic:nvPicPr>
                   <pic:blipFill>
-                    <a:blip r:embed="rId8"/>
+                    <a:blip r:embed="rId8">
+                      <a:extLst>
+                        <a:ext uri="{28A0092B-C50C-407E-A947-70E740481C1C}">
+                          <a14:useLocalDpi xmlns:a14="http://schemas.microsoft.com/office/drawing/2010/main" val="0"/>
+                        </a:ext>
+                      </a:extLst>
+                    </a:blip>
+                    <a:srcRect/>
                     <a:stretch>
                       <a:fillRect/>
                     </a:stretch>
                   </pic:blipFill>
-                  <pic:spPr>
+                  <pic:spPr bwMode="auto">
                     <a:xfrm>
                       <a:off x="0" y="0"/>
-                      <a:ext cx="4543425" cy="3619500"/>
+                      <a:ext cx="3789045" cy="2202815"/>
                     </a:xfrm>
                     <a:prstGeom prst="rect">
                       <a:avLst/>
                     </a:prstGeom>
+                    <a:noFill/>
+                    <a:ln>
+                      <a:noFill/>
+                    </a:ln>
                   </pic:spPr>
                 </pic:pic>
               </a:graphicData>
@@ -2020,9 +1983,9 @@
           <w:lang w:eastAsia="ru-RU"/>
         </w:rPr>
         <w:drawing>
-          <wp:inline distT="0" distB="0" distL="0" distR="0" wp14:anchorId="6170FECF" wp14:editId="46158DCB">
-            <wp:extent cx="5940425" cy="445135"/>
-            <wp:effectExtent l="0" t="0" r="3175" b="0"/>
+          <wp:inline distT="0" distB="0" distL="0" distR="0" wp14:anchorId="0C0870DC" wp14:editId="71599EB6">
+            <wp:extent cx="5940425" cy="284480"/>
+            <wp:effectExtent l="0" t="0" r="3175" b="1270"/>
             <wp:docPr id="1" name="Рисунок 1"/>
             <wp:cNvGraphicFramePr>
               <a:graphicFrameLocks xmlns:a="http://schemas.openxmlformats.org/drawingml/2006/main" noChangeAspect="1"/>
@@ -2043,7 +2006,7 @@
                   <pic:spPr>
                     <a:xfrm>
                       <a:off x="0" y="0"/>
-                      <a:ext cx="5940425" cy="445135"/>
+                      <a:ext cx="5940425" cy="284480"/>
                     </a:xfrm>
                     <a:prstGeom prst="rect">
                       <a:avLst/>
@@ -2159,15 +2122,8 @@
           <w:sz w:val="28"/>
           <w:szCs w:val="28"/>
         </w:rPr>
-        <w:t>Данные кли</w:t>
-      </w:r>
-      <w:r>
-        <w:rPr>
-          <w:rFonts w:ascii="Times New Roman" w:hAnsi="Times New Roman" w:cs="Times New Roman"/>
-          <w:sz w:val="28"/>
-          <w:szCs w:val="28"/>
-        </w:rPr>
-        <w:t>ента являются уникальными в БД</w:t>
+        <w:lastRenderedPageBreak/>
+        <w:t>У каждого товара существует свой уникальный идентификатор</w:t>
       </w:r>
     </w:p>
     <w:p>
@@ -2189,28 +2145,6 @@
           <w:sz w:val="28"/>
           <w:szCs w:val="28"/>
         </w:rPr>
-        <w:t>У каждого товара существует свой уникальный идентификатор</w:t>
-      </w:r>
-    </w:p>
-    <w:p>
-      <w:pPr>
-        <w:pStyle w:val="a6"/>
-        <w:numPr>
-          <w:ilvl w:val="0"/>
-          <w:numId w:val="3"/>
-        </w:numPr>
-        <w:rPr>
-          <w:rFonts w:ascii="Times New Roman" w:hAnsi="Times New Roman" w:cs="Times New Roman"/>
-          <w:sz w:val="28"/>
-          <w:szCs w:val="28"/>
-        </w:rPr>
-      </w:pPr>
-      <w:r>
-        <w:rPr>
-          <w:rFonts w:ascii="Times New Roman" w:hAnsi="Times New Roman" w:cs="Times New Roman"/>
-          <w:sz w:val="28"/>
-          <w:szCs w:val="28"/>
-        </w:rPr>
         <w:t>У каждого заказа существует свой уникальный идентификатор</w:t>
       </w:r>
     </w:p>
@@ -2328,16 +2262,7 @@
           <w:sz w:val="28"/>
           <w:szCs w:val="28"/>
         </w:rPr>
-        <w:t xml:space="preserve">При продаже товаров в кофейне сотрудники вручную вводят информацию о товарах, клиентах и заказах, используя бумажные журналы или простые электронные таблицы. Кассир вручную записывает выбранные товары, их количество и стоимость, а также фиксирует данные о клиентах и </w:t>
-      </w:r>
-      <w:r>
-        <w:rPr>
-          <w:rFonts w:ascii="Times New Roman" w:hAnsi="Times New Roman" w:cs="Times New Roman"/>
-          <w:sz w:val="28"/>
-          <w:szCs w:val="28"/>
-        </w:rPr>
-        <w:lastRenderedPageBreak/>
-        <w:t>сотрудниках. Для учета остатков товара периодически проводится сверка фактического количества с записями в журналах. Эти ручные операции занимают значительное время и требуют высок</w:t>
+        <w:t>При продаже товаров в кофейне сотрудники вручную вводят информацию о товарах, клиентах и заказах, используя бумажные журналы или простые электронные таблицы. Кассир вручную записывает выбранные товары, их количество и стоимость, а также фиксирует данные о клиентах и сотрудниках. Для учета остатков товара периодически проводится сверка фактического количества с записями в журналах. Эти ручные операции занимают значительное время и требуют высок</w:t>
       </w:r>
       <w:r>
         <w:rPr>
@@ -3725,7 +3650,7 @@
 </file>
 
 <file path=customXml/itemProps1.xml><?xml version="1.0" encoding="utf-8"?>
-<ds:datastoreItem xmlns:ds="http://schemas.openxmlformats.org/officeDocument/2006/customXml" ds:itemID="{A05A28E4-43DB-4F3B-8684-AA8596F2BAC3}">
+<ds:datastoreItem xmlns:ds="http://schemas.openxmlformats.org/officeDocument/2006/customXml" ds:itemID="{7EA45F46-2973-46D0-BA3B-E1F3D05E1E9A}">
   <ds:schemaRefs>
     <ds:schemaRef ds:uri="http://schemas.openxmlformats.org/officeDocument/2006/bibliography"/>
   </ds:schemaRefs>
